--- a/report/52300148_52300159.docx
+++ b/report/52300148_52300159.docx
@@ -1017,7 +1017,7 @@
           <w:lang w:val="vi-VN"/>
         </w:rPr>
       </w:pPr>
-      <w:bookmarkStart w:id="1" w:name="_Toc229685035"/>
+      <w:bookmarkStart w:id="1" w:name="_Toc229687358"/>
       <w:r>
         <w:rPr>
           <w:lang w:val="vi-VN"/>
@@ -2394,7 +2394,7 @@
           <w:lang w:val="vi-VN"/>
         </w:rPr>
       </w:pPr>
-      <w:bookmarkStart w:id="2" w:name="_Toc229685036"/>
+      <w:bookmarkStart w:id="2" w:name="_Toc229687359"/>
       <w:r>
         <w:rPr>
           <w:lang w:val="vi-VN"/>
@@ -2435,7 +2435,7 @@
         </w:rPr>
         <w:fldChar w:fldCharType="separate"/>
       </w:r>
-      <w:hyperlink w:anchor="_Toc229685035" w:history="1">
+      <w:hyperlink w:anchor="_Toc229687358" w:history="1">
         <w:r>
           <w:rPr>
             <w:rStyle w:val="Hyperlink"/>
@@ -2458,7 +2458,7 @@
           <w:rPr>
             <w:webHidden/>
           </w:rPr>
-          <w:instrText xml:space="preserve"> PAGEREF _Toc229685035 \h </w:instrText>
+          <w:instrText xml:space="preserve"> PAGEREF _Toc229687358 \h </w:instrText>
         </w:r>
         <w:r>
           <w:rPr>
@@ -2498,7 +2498,7 @@
           <w14:ligatures w14:val="standardContextual"/>
         </w:rPr>
       </w:pPr>
-      <w:hyperlink w:anchor="_Toc229685036" w:history="1">
+      <w:hyperlink w:anchor="_Toc229687359" w:history="1">
         <w:r>
           <w:rPr>
             <w:rStyle w:val="Hyperlink"/>
@@ -2521,7 +2521,7 @@
           <w:rPr>
             <w:webHidden/>
           </w:rPr>
-          <w:instrText xml:space="preserve"> PAGEREF _Toc229685036 \h </w:instrText>
+          <w:instrText xml:space="preserve"> PAGEREF _Toc229687359 \h </w:instrText>
         </w:r>
         <w:r>
           <w:rPr>
@@ -2561,7 +2561,7 @@
           <w14:ligatures w14:val="standardContextual"/>
         </w:rPr>
       </w:pPr>
-      <w:hyperlink w:anchor="_Toc229685037" w:history="1">
+      <w:hyperlink w:anchor="_Toc229687360" w:history="1">
         <w:r>
           <w:rPr>
             <w:rStyle w:val="Hyperlink"/>
@@ -2584,7 +2584,7 @@
           <w:rPr>
             <w:webHidden/>
           </w:rPr>
-          <w:instrText xml:space="preserve"> PAGEREF _Toc229685037 \h </w:instrText>
+          <w:instrText xml:space="preserve"> PAGEREF _Toc229687360 \h </w:instrText>
         </w:r>
         <w:r>
           <w:rPr>
@@ -2624,7 +2624,7 @@
           <w14:ligatures w14:val="standardContextual"/>
         </w:rPr>
       </w:pPr>
-      <w:hyperlink w:anchor="_Toc229685038" w:history="1">
+      <w:hyperlink w:anchor="_Toc229687361" w:history="1">
         <w:r>
           <w:rPr>
             <w:rStyle w:val="Hyperlink"/>
@@ -2647,7 +2647,7 @@
           <w:rPr>
             <w:webHidden/>
           </w:rPr>
-          <w:instrText xml:space="preserve"> PAGEREF _Toc229685038 \h </w:instrText>
+          <w:instrText xml:space="preserve"> PAGEREF _Toc229687361 \h </w:instrText>
         </w:r>
         <w:r>
           <w:rPr>
@@ -2687,7 +2687,7 @@
           <w14:ligatures w14:val="standardContextual"/>
         </w:rPr>
       </w:pPr>
-      <w:hyperlink w:anchor="_Toc229685039" w:history="1">
+      <w:hyperlink w:anchor="_Toc229687362" w:history="1">
         <w:r>
           <w:rPr>
             <w:rStyle w:val="Hyperlink"/>
@@ -2717,7 +2717,7 @@
           <w:rPr>
             <w:webHidden/>
           </w:rPr>
-          <w:instrText xml:space="preserve"> PAGEREF _Toc229685039 \h </w:instrText>
+          <w:instrText xml:space="preserve"> PAGEREF _Toc229687362 \h </w:instrText>
         </w:r>
         <w:r>
           <w:rPr>
@@ -2757,7 +2757,7 @@
           <w14:ligatures w14:val="standardContextual"/>
         </w:rPr>
       </w:pPr>
-      <w:hyperlink w:anchor="_Toc229685040" w:history="1">
+      <w:hyperlink w:anchor="_Toc229687363" w:history="1">
         <w:r>
           <w:rPr>
             <w:rStyle w:val="Hyperlink"/>
@@ -2780,7 +2780,7 @@
           <w:rPr>
             <w:webHidden/>
           </w:rPr>
-          <w:instrText xml:space="preserve"> PAGEREF _Toc229685040 \h </w:instrText>
+          <w:instrText xml:space="preserve"> PAGEREF _Toc229687363 \h </w:instrText>
         </w:r>
         <w:r>
           <w:rPr>
@@ -2820,7 +2820,7 @@
           <w14:ligatures w14:val="standardContextual"/>
         </w:rPr>
       </w:pPr>
-      <w:hyperlink w:anchor="_Toc229685041" w:history="1">
+      <w:hyperlink w:anchor="_Toc229687364" w:history="1">
         <w:r>
           <w:rPr>
             <w:rStyle w:val="Hyperlink"/>
@@ -2843,7 +2843,7 @@
           <w:rPr>
             <w:webHidden/>
           </w:rPr>
-          <w:instrText xml:space="preserve"> PAGEREF _Toc229685041 \h </w:instrText>
+          <w:instrText xml:space="preserve"> PAGEREF _Toc229687364 \h </w:instrText>
         </w:r>
         <w:r>
           <w:rPr>
@@ -2883,7 +2883,7 @@
           <w14:ligatures w14:val="standardContextual"/>
         </w:rPr>
       </w:pPr>
-      <w:hyperlink w:anchor="_Toc229685042" w:history="1">
+      <w:hyperlink w:anchor="_Toc229687365" w:history="1">
         <w:r>
           <w:rPr>
             <w:rStyle w:val="Hyperlink"/>
@@ -2913,7 +2913,7 @@
           <w:rPr>
             <w:webHidden/>
           </w:rPr>
-          <w:instrText xml:space="preserve"> PAGEREF _Toc229685042 \h </w:instrText>
+          <w:instrText xml:space="preserve"> PAGEREF _Toc229687365 \h </w:instrText>
         </w:r>
         <w:r>
           <w:rPr>
@@ -2953,7 +2953,7 @@
           <w14:ligatures w14:val="standardContextual"/>
         </w:rPr>
       </w:pPr>
-      <w:hyperlink w:anchor="_Toc229685043" w:history="1">
+      <w:hyperlink w:anchor="_Toc229687366" w:history="1">
         <w:r>
           <w:rPr>
             <w:rStyle w:val="Hyperlink"/>
@@ -2977,7 +2977,7 @@
           <w:rPr>
             <w:webHidden/>
           </w:rPr>
-          <w:instrText xml:space="preserve"> PAGEREF _Toc229685043 \h </w:instrText>
+          <w:instrText xml:space="preserve"> PAGEREF _Toc229687366 \h </w:instrText>
         </w:r>
         <w:r>
           <w:rPr>
@@ -3017,7 +3017,7 @@
           <w14:ligatures w14:val="standardContextual"/>
         </w:rPr>
       </w:pPr>
-      <w:hyperlink w:anchor="_Toc229685044" w:history="1">
+      <w:hyperlink w:anchor="_Toc229687367" w:history="1">
         <w:r>
           <w:rPr>
             <w:rStyle w:val="Hyperlink"/>
@@ -3041,7 +3041,7 @@
           <w:rPr>
             <w:webHidden/>
           </w:rPr>
-          <w:instrText xml:space="preserve"> PAGEREF _Toc229685044 \h </w:instrText>
+          <w:instrText xml:space="preserve"> PAGEREF _Toc229687367 \h </w:instrText>
         </w:r>
         <w:r>
           <w:rPr>
@@ -3081,7 +3081,7 @@
           <w14:ligatures w14:val="standardContextual"/>
         </w:rPr>
       </w:pPr>
-      <w:hyperlink w:anchor="_Toc229685045" w:history="1">
+      <w:hyperlink w:anchor="_Toc229687368" w:history="1">
         <w:r>
           <w:rPr>
             <w:rStyle w:val="Hyperlink"/>
@@ -3105,7 +3105,7 @@
           <w:rPr>
             <w:webHidden/>
           </w:rPr>
-          <w:instrText xml:space="preserve"> PAGEREF _Toc229685045 \h </w:instrText>
+          <w:instrText xml:space="preserve"> PAGEREF _Toc229687368 \h </w:instrText>
         </w:r>
         <w:r>
           <w:rPr>
@@ -3145,7 +3145,7 @@
           <w14:ligatures w14:val="standardContextual"/>
         </w:rPr>
       </w:pPr>
-      <w:hyperlink w:anchor="_Toc229685046" w:history="1">
+      <w:hyperlink w:anchor="_Toc229687369" w:history="1">
         <w:r>
           <w:rPr>
             <w:rStyle w:val="Hyperlink"/>
@@ -3175,7 +3175,7 @@
           <w:rPr>
             <w:webHidden/>
           </w:rPr>
-          <w:instrText xml:space="preserve"> PAGEREF _Toc229685046 \h </w:instrText>
+          <w:instrText xml:space="preserve"> PAGEREF _Toc229687369 \h </w:instrText>
         </w:r>
         <w:r>
           <w:rPr>
@@ -3215,7 +3215,7 @@
           <w14:ligatures w14:val="standardContextual"/>
         </w:rPr>
       </w:pPr>
-      <w:hyperlink w:anchor="_Toc229685047" w:history="1">
+      <w:hyperlink w:anchor="_Toc229687370" w:history="1">
         <w:r>
           <w:rPr>
             <w:rStyle w:val="Hyperlink"/>
@@ -3239,7 +3239,7 @@
           <w:rPr>
             <w:webHidden/>
           </w:rPr>
-          <w:instrText xml:space="preserve"> PAGEREF _Toc229685047 \h </w:instrText>
+          <w:instrText xml:space="preserve"> PAGEREF _Toc229687370 \h </w:instrText>
         </w:r>
         <w:r>
           <w:rPr>
@@ -3279,7 +3279,7 @@
           <w14:ligatures w14:val="standardContextual"/>
         </w:rPr>
       </w:pPr>
-      <w:hyperlink w:anchor="_Toc229685048" w:history="1">
+      <w:hyperlink w:anchor="_Toc229687371" w:history="1">
         <w:r>
           <w:rPr>
             <w:rStyle w:val="Hyperlink"/>
@@ -3303,7 +3303,7 @@
           <w:rPr>
             <w:webHidden/>
           </w:rPr>
-          <w:instrText xml:space="preserve"> PAGEREF _Toc229685048 \h </w:instrText>
+          <w:instrText xml:space="preserve"> PAGEREF _Toc229687371 \h </w:instrText>
         </w:r>
         <w:r>
           <w:rPr>
@@ -3343,7 +3343,7 @@
           <w14:ligatures w14:val="standardContextual"/>
         </w:rPr>
       </w:pPr>
-      <w:hyperlink w:anchor="_Toc229685049" w:history="1">
+      <w:hyperlink w:anchor="_Toc229687372" w:history="1">
         <w:r>
           <w:rPr>
             <w:rStyle w:val="Hyperlink"/>
@@ -3367,7 +3367,7 @@
           <w:rPr>
             <w:webHidden/>
           </w:rPr>
-          <w:instrText xml:space="preserve"> PAGEREF _Toc229685049 \h </w:instrText>
+          <w:instrText xml:space="preserve"> PAGEREF _Toc229687372 \h </w:instrText>
         </w:r>
         <w:r>
           <w:rPr>
@@ -3407,7 +3407,7 @@
           <w14:ligatures w14:val="standardContextual"/>
         </w:rPr>
       </w:pPr>
-      <w:hyperlink w:anchor="_Toc229685050" w:history="1">
+      <w:hyperlink w:anchor="_Toc229687373" w:history="1">
         <w:r>
           <w:rPr>
             <w:rStyle w:val="Hyperlink"/>
@@ -3430,7 +3430,7 @@
           <w:rPr>
             <w:webHidden/>
           </w:rPr>
-          <w:instrText xml:space="preserve"> PAGEREF _Toc229685050 \h </w:instrText>
+          <w:instrText xml:space="preserve"> PAGEREF _Toc229687373 \h </w:instrText>
         </w:r>
         <w:r>
           <w:rPr>
@@ -3470,7 +3470,7 @@
           <w14:ligatures w14:val="standardContextual"/>
         </w:rPr>
       </w:pPr>
-      <w:hyperlink w:anchor="_Toc229685051" w:history="1">
+      <w:hyperlink w:anchor="_Toc229687374" w:history="1">
         <w:r>
           <w:rPr>
             <w:rStyle w:val="Hyperlink"/>
@@ -3493,7 +3493,7 @@
           <w:rPr>
             <w:webHidden/>
           </w:rPr>
-          <w:instrText xml:space="preserve"> PAGEREF _Toc229685051 \h </w:instrText>
+          <w:instrText xml:space="preserve"> PAGEREF _Toc229687374 \h </w:instrText>
         </w:r>
         <w:r>
           <w:rPr>
@@ -3533,7 +3533,7 @@
           <w14:ligatures w14:val="standardContextual"/>
         </w:rPr>
       </w:pPr>
-      <w:hyperlink w:anchor="_Toc229685052" w:history="1">
+      <w:hyperlink w:anchor="_Toc229687375" w:history="1">
         <w:r>
           <w:rPr>
             <w:rStyle w:val="Hyperlink"/>
@@ -3557,7 +3557,7 @@
           <w:rPr>
             <w:webHidden/>
           </w:rPr>
-          <w:instrText xml:space="preserve"> PAGEREF _Toc229685052 \h </w:instrText>
+          <w:instrText xml:space="preserve"> PAGEREF _Toc229687375 \h </w:instrText>
         </w:r>
         <w:r>
           <w:rPr>
@@ -3597,7 +3597,7 @@
           <w14:ligatures w14:val="standardContextual"/>
         </w:rPr>
       </w:pPr>
-      <w:hyperlink w:anchor="_Toc229685053" w:history="1">
+      <w:hyperlink w:anchor="_Toc229687376" w:history="1">
         <w:r>
           <w:rPr>
             <w:rStyle w:val="Hyperlink"/>
@@ -3621,7 +3621,7 @@
           <w:rPr>
             <w:webHidden/>
           </w:rPr>
-          <w:instrText xml:space="preserve"> PAGEREF _Toc229685053 \h </w:instrText>
+          <w:instrText xml:space="preserve"> PAGEREF _Toc229687376 \h </w:instrText>
         </w:r>
         <w:r>
           <w:rPr>
@@ -3661,7 +3661,7 @@
           <w14:ligatures w14:val="standardContextual"/>
         </w:rPr>
       </w:pPr>
-      <w:hyperlink w:anchor="_Toc229685054" w:history="1">
+      <w:hyperlink w:anchor="_Toc229687377" w:history="1">
         <w:r>
           <w:rPr>
             <w:rStyle w:val="Hyperlink"/>
@@ -3691,7 +3691,7 @@
           <w:rPr>
             <w:webHidden/>
           </w:rPr>
-          <w:instrText xml:space="preserve"> PAGEREF _Toc229685054 \h </w:instrText>
+          <w:instrText xml:space="preserve"> PAGEREF _Toc229687377 \h </w:instrText>
         </w:r>
         <w:r>
           <w:rPr>
@@ -3731,7 +3731,7 @@
           <w14:ligatures w14:val="standardContextual"/>
         </w:rPr>
       </w:pPr>
-      <w:hyperlink w:anchor="_Toc229685055" w:history="1">
+      <w:hyperlink w:anchor="_Toc229687378" w:history="1">
         <w:r>
           <w:rPr>
             <w:rStyle w:val="Hyperlink"/>
@@ -3755,7 +3755,7 @@
           <w:rPr>
             <w:webHidden/>
           </w:rPr>
-          <w:instrText xml:space="preserve"> PAGEREF _Toc229685055 \h </w:instrText>
+          <w:instrText xml:space="preserve"> PAGEREF _Toc229687378 \h </w:instrText>
         </w:r>
         <w:r>
           <w:rPr>
@@ -3795,7 +3795,7 @@
           <w14:ligatures w14:val="standardContextual"/>
         </w:rPr>
       </w:pPr>
-      <w:hyperlink w:anchor="_Toc229685056" w:history="1">
+      <w:hyperlink w:anchor="_Toc229687379" w:history="1">
         <w:r>
           <w:rPr>
             <w:rStyle w:val="Hyperlink"/>
@@ -3819,7 +3819,7 @@
           <w:rPr>
             <w:webHidden/>
           </w:rPr>
-          <w:instrText xml:space="preserve"> PAGEREF _Toc229685056 \h </w:instrText>
+          <w:instrText xml:space="preserve"> PAGEREF _Toc229687379 \h </w:instrText>
         </w:r>
         <w:r>
           <w:rPr>
@@ -3859,7 +3859,7 @@
           <w14:ligatures w14:val="standardContextual"/>
         </w:rPr>
       </w:pPr>
-      <w:hyperlink w:anchor="_Toc229685057" w:history="1">
+      <w:hyperlink w:anchor="_Toc229687380" w:history="1">
         <w:r>
           <w:rPr>
             <w:rStyle w:val="Hyperlink"/>
@@ -3883,7 +3883,7 @@
           <w:rPr>
             <w:webHidden/>
           </w:rPr>
-          <w:instrText xml:space="preserve"> PAGEREF _Toc229685057 \h </w:instrText>
+          <w:instrText xml:space="preserve"> PAGEREF _Toc229687380 \h </w:instrText>
         </w:r>
         <w:r>
           <w:rPr>
@@ -3900,7 +3900,7 @@
           <w:rPr>
             <w:webHidden/>
           </w:rPr>
-          <w:t>20</w:t>
+          <w:t>21</w:t>
         </w:r>
         <w:r>
           <w:rPr>
@@ -3923,7 +3923,7 @@
           <w14:ligatures w14:val="standardContextual"/>
         </w:rPr>
       </w:pPr>
-      <w:hyperlink w:anchor="_Toc229685058" w:history="1">
+      <w:hyperlink w:anchor="_Toc229687381" w:history="1">
         <w:r>
           <w:rPr>
             <w:rStyle w:val="Hyperlink"/>
@@ -3946,7 +3946,7 @@
           <w:rPr>
             <w:webHidden/>
           </w:rPr>
-          <w:instrText xml:space="preserve"> PAGEREF _Toc229685058 \h </w:instrText>
+          <w:instrText xml:space="preserve"> PAGEREF _Toc229687381 \h </w:instrText>
         </w:r>
         <w:r>
           <w:rPr>
@@ -3963,7 +3963,7 @@
           <w:rPr>
             <w:webHidden/>
           </w:rPr>
-          <w:t>21</w:t>
+          <w:t>23</w:t>
         </w:r>
         <w:r>
           <w:rPr>
@@ -4009,7 +4009,7 @@
       <w:pPr>
         <w:pStyle w:val="Title1"/>
       </w:pPr>
-      <w:bookmarkStart w:id="3" w:name="_Toc229685037"/>
+      <w:bookmarkStart w:id="3" w:name="_Toc229687360"/>
       <w:r>
         <w:lastRenderedPageBreak/>
         <w:t>DANH MỤC HÌNH VẼ</w:t>
@@ -4040,7 +4040,7 @@
       <w:r>
         <w:fldChar w:fldCharType="separate"/>
       </w:r>
-      <w:hyperlink w:anchor="_Toc229685059" w:history="1">
+      <w:hyperlink w:anchor="_Toc229687382" w:history="1">
         <w:r>
           <w:rPr>
             <w:rStyle w:val="Hyperlink"/>
@@ -4075,7 +4075,7 @@
             <w:noProof/>
             <w:webHidden/>
           </w:rPr>
-          <w:instrText xml:space="preserve"> PAGEREF _Toc229685059 \h </w:instrText>
+          <w:instrText xml:space="preserve"> PAGEREF _Toc229687382 \h </w:instrText>
         </w:r>
         <w:r>
           <w:rPr>
@@ -4121,7 +4121,7 @@
           <w14:ligatures w14:val="standardContextual"/>
         </w:rPr>
       </w:pPr>
-      <w:hyperlink w:anchor="_Toc229685060" w:history="1">
+      <w:hyperlink w:anchor="_Toc229687383" w:history="1">
         <w:r>
           <w:rPr>
             <w:rStyle w:val="Hyperlink"/>
@@ -4156,7 +4156,7 @@
             <w:noProof/>
             <w:webHidden/>
           </w:rPr>
-          <w:instrText xml:space="preserve"> PAGEREF _Toc229685060 \h </w:instrText>
+          <w:instrText xml:space="preserve"> PAGEREF _Toc229687383 \h </w:instrText>
         </w:r>
         <w:r>
           <w:rPr>
@@ -4202,7 +4202,7 @@
           <w14:ligatures w14:val="standardContextual"/>
         </w:rPr>
       </w:pPr>
-      <w:hyperlink w:anchor="_Toc229685061" w:history="1">
+      <w:hyperlink w:anchor="_Toc229687384" w:history="1">
         <w:r>
           <w:rPr>
             <w:rStyle w:val="Hyperlink"/>
@@ -4252,7 +4252,7 @@
             <w:noProof/>
             <w:webHidden/>
           </w:rPr>
-          <w:instrText xml:space="preserve"> PAGEREF _Toc229685061 \h </w:instrText>
+          <w:instrText xml:space="preserve"> PAGEREF _Toc229687384 \h </w:instrText>
         </w:r>
         <w:r>
           <w:rPr>
@@ -4298,7 +4298,7 @@
           <w14:ligatures w14:val="standardContextual"/>
         </w:rPr>
       </w:pPr>
-      <w:hyperlink w:anchor="_Toc229685062" w:history="1">
+      <w:hyperlink w:anchor="_Toc229687385" w:history="1">
         <w:r>
           <w:rPr>
             <w:rStyle w:val="Hyperlink"/>
@@ -4348,7 +4348,7 @@
             <w:noProof/>
             <w:webHidden/>
           </w:rPr>
-          <w:instrText xml:space="preserve"> PAGEREF _Toc229685062 \h </w:instrText>
+          <w:instrText xml:space="preserve"> PAGEREF _Toc229687385 \h </w:instrText>
         </w:r>
         <w:r>
           <w:rPr>
@@ -4394,7 +4394,7 @@
           <w14:ligatures w14:val="standardContextual"/>
         </w:rPr>
       </w:pPr>
-      <w:hyperlink w:anchor="_Toc229685063" w:history="1">
+      <w:hyperlink w:anchor="_Toc229687386" w:history="1">
         <w:r>
           <w:rPr>
             <w:rStyle w:val="Hyperlink"/>
@@ -4444,7 +4444,7 @@
             <w:noProof/>
             <w:webHidden/>
           </w:rPr>
-          <w:instrText xml:space="preserve"> PAGEREF _Toc229685063 \h </w:instrText>
+          <w:instrText xml:space="preserve"> PAGEREF _Toc229687386 \h </w:instrText>
         </w:r>
         <w:r>
           <w:rPr>
@@ -4490,7 +4490,7 @@
           <w14:ligatures w14:val="standardContextual"/>
         </w:rPr>
       </w:pPr>
-      <w:hyperlink w:anchor="_Toc229685064" w:history="1">
+      <w:hyperlink w:anchor="_Toc229687387" w:history="1">
         <w:r>
           <w:rPr>
             <w:rStyle w:val="Hyperlink"/>
@@ -4525,7 +4525,7 @@
             <w:noProof/>
             <w:webHidden/>
           </w:rPr>
-          <w:instrText xml:space="preserve"> PAGEREF _Toc229685064 \h </w:instrText>
+          <w:instrText xml:space="preserve"> PAGEREF _Toc229687387 \h </w:instrText>
         </w:r>
         <w:r>
           <w:rPr>
@@ -4571,7 +4571,7 @@
           <w14:ligatures w14:val="standardContextual"/>
         </w:rPr>
       </w:pPr>
-      <w:hyperlink w:anchor="_Toc229685065" w:history="1">
+      <w:hyperlink w:anchor="_Toc229687388" w:history="1">
         <w:r>
           <w:rPr>
             <w:rStyle w:val="Hyperlink"/>
@@ -4606,7 +4606,7 @@
             <w:noProof/>
             <w:webHidden/>
           </w:rPr>
-          <w:instrText xml:space="preserve"> PAGEREF _Toc229685065 \h </w:instrText>
+          <w:instrText xml:space="preserve"> PAGEREF _Toc229687388 \h </w:instrText>
         </w:r>
         <w:r>
           <w:rPr>
@@ -4652,7 +4652,7 @@
           <w14:ligatures w14:val="standardContextual"/>
         </w:rPr>
       </w:pPr>
-      <w:hyperlink w:anchor="_Toc229685066" w:history="1">
+      <w:hyperlink w:anchor="_Toc229687389" w:history="1">
         <w:r>
           <w:rPr>
             <w:rStyle w:val="Hyperlink"/>
@@ -4687,7 +4687,7 @@
             <w:noProof/>
             <w:webHidden/>
           </w:rPr>
-          <w:instrText xml:space="preserve"> PAGEREF _Toc229685066 \h </w:instrText>
+          <w:instrText xml:space="preserve"> PAGEREF _Toc229687389 \h </w:instrText>
         </w:r>
         <w:r>
           <w:rPr>
@@ -4733,7 +4733,7 @@
           <w14:ligatures w14:val="standardContextual"/>
         </w:rPr>
       </w:pPr>
-      <w:hyperlink w:anchor="_Toc229685067" w:history="1">
+      <w:hyperlink w:anchor="_Toc229687390" w:history="1">
         <w:r>
           <w:rPr>
             <w:rStyle w:val="Hyperlink"/>
@@ -4768,7 +4768,7 @@
             <w:noProof/>
             <w:webHidden/>
           </w:rPr>
-          <w:instrText xml:space="preserve"> PAGEREF _Toc229685067 \h </w:instrText>
+          <w:instrText xml:space="preserve"> PAGEREF _Toc229687390 \h </w:instrText>
         </w:r>
         <w:r>
           <w:rPr>
@@ -4814,7 +4814,7 @@
           <w14:ligatures w14:val="standardContextual"/>
         </w:rPr>
       </w:pPr>
-      <w:hyperlink w:anchor="_Toc229685068" w:history="1">
+      <w:hyperlink w:anchor="_Toc229687391" w:history="1">
         <w:r>
           <w:rPr>
             <w:rStyle w:val="Hyperlink"/>
@@ -4879,7 +4879,7 @@
             <w:noProof/>
             <w:webHidden/>
           </w:rPr>
-          <w:instrText xml:space="preserve"> PAGEREF _Toc229685068 \h </w:instrText>
+          <w:instrText xml:space="preserve"> PAGEREF _Toc229687391 \h </w:instrText>
         </w:r>
         <w:r>
           <w:rPr>
@@ -4925,7 +4925,7 @@
           <w14:ligatures w14:val="standardContextual"/>
         </w:rPr>
       </w:pPr>
-      <w:hyperlink w:anchor="_Toc229685069" w:history="1">
+      <w:hyperlink w:anchor="_Toc229687392" w:history="1">
         <w:r>
           <w:rPr>
             <w:rStyle w:val="Hyperlink"/>
@@ -4960,7 +4960,7 @@
             <w:noProof/>
             <w:webHidden/>
           </w:rPr>
-          <w:instrText xml:space="preserve"> PAGEREF _Toc229685069 \h </w:instrText>
+          <w:instrText xml:space="preserve"> PAGEREF _Toc229687392 \h </w:instrText>
         </w:r>
         <w:r>
           <w:rPr>
@@ -5006,7 +5006,7 @@
           <w14:ligatures w14:val="standardContextual"/>
         </w:rPr>
       </w:pPr>
-      <w:hyperlink w:anchor="_Toc229685070" w:history="1">
+      <w:hyperlink w:anchor="_Toc229687393" w:history="1">
         <w:r>
           <w:rPr>
             <w:rStyle w:val="Hyperlink"/>
@@ -5041,7 +5041,7 @@
             <w:noProof/>
             <w:webHidden/>
           </w:rPr>
-          <w:instrText xml:space="preserve"> PAGEREF _Toc229685070 \h </w:instrText>
+          <w:instrText xml:space="preserve"> PAGEREF _Toc229687393 \h </w:instrText>
         </w:r>
         <w:r>
           <w:rPr>
@@ -5071,28 +5071,6 @@
           <w:fldChar w:fldCharType="end"/>
         </w:r>
       </w:hyperlink>
-    </w:p>
-    <w:p>
-      <w:pPr>
-        <w:pStyle w:val="Nidungvnbn"/>
-      </w:pPr>
-      <w:r>
-        <w:fldChar w:fldCharType="end"/>
-      </w:r>
-      <w:r>
-        <w:br w:type="page"/>
-      </w:r>
-    </w:p>
-    <w:p>
-      <w:pPr>
-        <w:pStyle w:val="Title1"/>
-      </w:pPr>
-      <w:bookmarkStart w:id="4" w:name="_Toc229685038"/>
-      <w:r>
-        <w:lastRenderedPageBreak/>
-        <w:t>DANH MỤC BẢNG BIỂU</w:t>
-      </w:r>
-      <w:bookmarkEnd w:id="4"/>
     </w:p>
     <w:p>
       <w:pPr>
@@ -5109,31 +5087,13 @@
           <w14:ligatures w14:val="standardContextual"/>
         </w:rPr>
       </w:pPr>
-      <w:r>
-        <w:rPr>
-          <w:highlight w:val="lightGray"/>
-        </w:rPr>
-        <w:fldChar w:fldCharType="begin"/>
-      </w:r>
-      <w:r>
-        <w:rPr>
-          <w:highlight w:val="lightGray"/>
-        </w:rPr>
-        <w:instrText xml:space="preserve"> TOC \h \z \c "Bảng" </w:instrText>
-      </w:r>
-      <w:r>
-        <w:rPr>
-          <w:highlight w:val="lightGray"/>
-        </w:rPr>
-        <w:fldChar w:fldCharType="separate"/>
-      </w:r>
-      <w:hyperlink w:anchor="_Toc229685071" w:history="1">
+      <w:hyperlink w:anchor="_Toc229687394" w:history="1">
         <w:r>
           <w:rPr>
             <w:rStyle w:val="Hyperlink"/>
             <w:noProof/>
           </w:rPr>
-          <w:t>Bảng 1.2</w:t>
+          <w:t>Hình 5.2</w:t>
         </w:r>
         <w:r>
           <w:rPr>
@@ -5141,7 +5101,7 @@
             <w:noProof/>
           </w:rPr>
           <w:noBreakHyphen/>
-          <w:t>1 Bảng thống kê quá trình làm sạch dữ liệu</w:t>
+          <w:t>1 Chức năng mô phỏng giỏ hàng của ứng dụng</w:t>
         </w:r>
         <w:r>
           <w:rPr>
@@ -5162,7 +5122,7 @@
             <w:noProof/>
             <w:webHidden/>
           </w:rPr>
-          <w:instrText xml:space="preserve"> PAGEREF _Toc229685071 \h </w:instrText>
+          <w:instrText xml:space="preserve"> PAGEREF _Toc229687394 \h </w:instrText>
         </w:r>
         <w:r>
           <w:rPr>
@@ -5182,7 +5142,7 @@
             <w:noProof/>
             <w:webHidden/>
           </w:rPr>
-          <w:t>4</w:t>
+          <w:t>20</w:t>
         </w:r>
         <w:r>
           <w:rPr>
@@ -5208,13 +5168,13 @@
           <w14:ligatures w14:val="standardContextual"/>
         </w:rPr>
       </w:pPr>
-      <w:hyperlink w:anchor="_Toc229685072" w:history="1">
+      <w:hyperlink w:anchor="_Toc229687395" w:history="1">
         <w:r>
           <w:rPr>
             <w:rStyle w:val="Hyperlink"/>
             <w:noProof/>
           </w:rPr>
-          <w:t>Bảng 3.2</w:t>
+          <w:t>Hình 5.3</w:t>
         </w:r>
         <w:r>
           <w:rPr>
@@ -5222,63 +5182,48 @@
             <w:noProof/>
           </w:rPr>
           <w:noBreakHyphen/>
-          <w:t>1</w:t>
-        </w:r>
-        <w:r>
-          <w:rPr>
-            <w:rStyle w:val="Hyperlink"/>
-            <w:rFonts w:ascii="Segoe UI" w:hAnsi="Segoe UI" w:cs="Segoe UI"/>
+          <w:t>1 Chức năng gợi ý sản phẩm theo Weighted Score</w:t>
+        </w:r>
+        <w:r>
+          <w:rPr>
             <w:noProof/>
-          </w:rPr>
-          <w:t xml:space="preserve"> </w:t>
-        </w:r>
-        <w:r>
-          <w:rPr>
-            <w:rStyle w:val="Hyperlink"/>
+            <w:webHidden/>
+          </w:rPr>
+          <w:tab/>
+        </w:r>
+        <w:r>
+          <w:rPr>
             <w:noProof/>
-          </w:rPr>
-          <w:t>Bảng so sánh thời gian chạy và số lượng tập phổ biến sinh ra</w:t>
+            <w:webHidden/>
+          </w:rPr>
+          <w:fldChar w:fldCharType="begin"/>
         </w:r>
         <w:r>
           <w:rPr>
             <w:noProof/>
             <w:webHidden/>
           </w:rPr>
-          <w:tab/>
+          <w:instrText xml:space="preserve"> PAGEREF _Toc229687395 \h </w:instrText>
         </w:r>
         <w:r>
           <w:rPr>
             <w:noProof/>
             <w:webHidden/>
           </w:rPr>
-          <w:fldChar w:fldCharType="begin"/>
         </w:r>
         <w:r>
           <w:rPr>
             <w:noProof/>
             <w:webHidden/>
           </w:rPr>
-          <w:instrText xml:space="preserve"> PAGEREF _Toc229685072 \h </w:instrText>
+          <w:fldChar w:fldCharType="separate"/>
         </w:r>
         <w:r>
           <w:rPr>
             <w:noProof/>
             <w:webHidden/>
           </w:rPr>
-        </w:r>
-        <w:r>
-          <w:rPr>
-            <w:noProof/>
-            <w:webHidden/>
-          </w:rPr>
-          <w:fldChar w:fldCharType="separate"/>
-        </w:r>
-        <w:r>
-          <w:rPr>
-            <w:noProof/>
-            <w:webHidden/>
-          </w:rPr>
-          <w:t>9</w:t>
+          <w:t>21</w:t>
         </w:r>
         <w:r>
           <w:rPr>
@@ -5304,23 +5249,21 @@
           <w14:ligatures w14:val="standardContextual"/>
         </w:rPr>
       </w:pPr>
-      <w:hyperlink w:anchor="_Toc229685073" w:history="1">
+      <w:hyperlink w:anchor="_Toc229687396" w:history="1">
         <w:r>
           <w:rPr>
             <w:rStyle w:val="Hyperlink"/>
             <w:noProof/>
-            <w:lang w:val="vi-VN"/>
-          </w:rPr>
-          <w:t>Bảng 4.1</w:t>
+          </w:rPr>
+          <w:t>Hình 5.3</w:t>
         </w:r>
         <w:r>
           <w:rPr>
             <w:rStyle w:val="Hyperlink"/>
             <w:noProof/>
-            <w:lang w:val="vi-VN"/>
           </w:rPr>
           <w:noBreakHyphen/>
-          <w:t>1 Bảng thống kê các luật tiêu biểu theo 3 chỉ số thông thường</w:t>
+          <w:t>2 Chức năng gợi ý sản phẩm theo khung giờ</w:t>
         </w:r>
         <w:r>
           <w:rPr>
@@ -5341,7 +5284,7 @@
             <w:noProof/>
             <w:webHidden/>
           </w:rPr>
-          <w:instrText xml:space="preserve"> PAGEREF _Toc229685073 \h </w:instrText>
+          <w:instrText xml:space="preserve"> PAGEREF _Toc229687396 \h </w:instrText>
         </w:r>
         <w:r>
           <w:rPr>
@@ -5361,7 +5304,7 @@
             <w:noProof/>
             <w:webHidden/>
           </w:rPr>
-          <w:t>13</w:t>
+          <w:t>22</w:t>
         </w:r>
         <w:r>
           <w:rPr>
@@ -5371,6 +5314,28 @@
           <w:fldChar w:fldCharType="end"/>
         </w:r>
       </w:hyperlink>
+    </w:p>
+    <w:p>
+      <w:pPr>
+        <w:pStyle w:val="Nidungvnbn"/>
+      </w:pPr>
+      <w:r>
+        <w:fldChar w:fldCharType="end"/>
+      </w:r>
+      <w:r>
+        <w:br w:type="page"/>
+      </w:r>
+    </w:p>
+    <w:p>
+      <w:pPr>
+        <w:pStyle w:val="Title1"/>
+      </w:pPr>
+      <w:bookmarkStart w:id="4" w:name="_Toc229687361"/>
+      <w:r>
+        <w:lastRenderedPageBreak/>
+        <w:t>DANH MỤC BẢNG BIỂU</w:t>
+      </w:r>
+      <w:bookmarkEnd w:id="4"/>
     </w:p>
     <w:p>
       <w:pPr>
@@ -5387,23 +5352,39 @@
           <w14:ligatures w14:val="standardContextual"/>
         </w:rPr>
       </w:pPr>
-      <w:hyperlink w:anchor="_Toc229685074" w:history="1">
+      <w:r>
+        <w:rPr>
+          <w:highlight w:val="lightGray"/>
+        </w:rPr>
+        <w:fldChar w:fldCharType="begin"/>
+      </w:r>
+      <w:r>
+        <w:rPr>
+          <w:highlight w:val="lightGray"/>
+        </w:rPr>
+        <w:instrText xml:space="preserve"> TOC \h \z \c "Bảng" </w:instrText>
+      </w:r>
+      <w:r>
+        <w:rPr>
+          <w:highlight w:val="lightGray"/>
+        </w:rPr>
+        <w:fldChar w:fldCharType="separate"/>
+      </w:r>
+      <w:hyperlink w:anchor="_Toc229685071" w:history="1">
         <w:r>
           <w:rPr>
             <w:rStyle w:val="Hyperlink"/>
             <w:noProof/>
-            <w:lang w:val="vi-VN"/>
-          </w:rPr>
-          <w:t>Bảng 4.1</w:t>
+          </w:rPr>
+          <w:t>Bảng 1.2</w:t>
         </w:r>
         <w:r>
           <w:rPr>
             <w:rStyle w:val="Hyperlink"/>
             <w:noProof/>
-            <w:lang w:val="vi-VN"/>
           </w:rPr>
           <w:noBreakHyphen/>
-          <w:t>2 Bảng thống kê các luật tiêu biểu theo điểm Weighted Score</w:t>
+          <w:t>1 Bảng thống kê quá trình làm sạch dữ liệu</w:t>
         </w:r>
         <w:r>
           <w:rPr>
@@ -5424,7 +5405,7 @@
             <w:noProof/>
             <w:webHidden/>
           </w:rPr>
-          <w:instrText xml:space="preserve"> PAGEREF _Toc229685074 \h </w:instrText>
+          <w:instrText xml:space="preserve"> PAGEREF _Toc229685071 \h </w:instrText>
         </w:r>
         <w:r>
           <w:rPr>
@@ -5444,7 +5425,7 @@
             <w:noProof/>
             <w:webHidden/>
           </w:rPr>
-          <w:t>15</w:t>
+          <w:t>4</w:t>
         </w:r>
         <w:r>
           <w:rPr>
@@ -5470,27 +5451,40 @@
           <w14:ligatures w14:val="standardContextual"/>
         </w:rPr>
       </w:pPr>
-      <w:hyperlink w:anchor="_Toc229685075" w:history="1">
+      <w:hyperlink w:anchor="_Toc229685072" w:history="1">
         <w:r>
           <w:rPr>
             <w:rStyle w:val="Hyperlink"/>
             <w:noProof/>
-            <w:lang w:val="vi-VN"/>
-          </w:rPr>
-          <w:t>Bảng 4.2</w:t>
+          </w:rPr>
+          <w:t>Bảng 3.2</w:t>
         </w:r>
         <w:r>
           <w:rPr>
             <w:rStyle w:val="Hyperlink"/>
             <w:noProof/>
-            <w:lang w:val="vi-VN"/>
           </w:rPr>
           <w:noBreakHyphen/>
-          <w:t>1 Bảng thống kê luật phân bổ theo giờ mua</w:t>
-        </w:r>
-        <w:r>
-          <w:rPr>
+          <w:t>1</w:t>
+        </w:r>
+        <w:r>
+          <w:rPr>
+            <w:rStyle w:val="Hyperlink"/>
+            <w:rFonts w:ascii="Segoe UI" w:hAnsi="Segoe UI" w:cs="Segoe UI"/>
             <w:noProof/>
+          </w:rPr>
+          <w:t xml:space="preserve"> </w:t>
+        </w:r>
+        <w:r>
+          <w:rPr>
+            <w:rStyle w:val="Hyperlink"/>
+            <w:noProof/>
+          </w:rPr>
+          <w:t>Bảng so sánh thời gian chạy và số lượng tập phổ biến sinh ra</w:t>
+        </w:r>
+        <w:r>
+          <w:rPr>
+            <w:noProof/>
             <w:webHidden/>
           </w:rPr>
           <w:tab/>
@@ -5507,7 +5501,7 @@
             <w:noProof/>
             <w:webHidden/>
           </w:rPr>
-          <w:instrText xml:space="preserve"> PAGEREF _Toc229685075 \h </w:instrText>
+          <w:instrText xml:space="preserve"> PAGEREF _Toc229685072 \h </w:instrText>
         </w:r>
         <w:r>
           <w:rPr>
@@ -5527,7 +5521,7 @@
             <w:noProof/>
             <w:webHidden/>
           </w:rPr>
-          <w:t>16</w:t>
+          <w:t>9</w:t>
         </w:r>
         <w:r>
           <w:rPr>
@@ -5553,6 +5547,255 @@
           <w14:ligatures w14:val="standardContextual"/>
         </w:rPr>
       </w:pPr>
+      <w:hyperlink w:anchor="_Toc229685073" w:history="1">
+        <w:r>
+          <w:rPr>
+            <w:rStyle w:val="Hyperlink"/>
+            <w:noProof/>
+            <w:lang w:val="vi-VN"/>
+          </w:rPr>
+          <w:t>Bảng 4.1</w:t>
+        </w:r>
+        <w:r>
+          <w:rPr>
+            <w:rStyle w:val="Hyperlink"/>
+            <w:noProof/>
+            <w:lang w:val="vi-VN"/>
+          </w:rPr>
+          <w:noBreakHyphen/>
+          <w:t>1 Bảng thống kê các luật tiêu biểu theo 3 chỉ số thông thường</w:t>
+        </w:r>
+        <w:r>
+          <w:rPr>
+            <w:noProof/>
+            <w:webHidden/>
+          </w:rPr>
+          <w:tab/>
+        </w:r>
+        <w:r>
+          <w:rPr>
+            <w:noProof/>
+            <w:webHidden/>
+          </w:rPr>
+          <w:fldChar w:fldCharType="begin"/>
+        </w:r>
+        <w:r>
+          <w:rPr>
+            <w:noProof/>
+            <w:webHidden/>
+          </w:rPr>
+          <w:instrText xml:space="preserve"> PAGEREF _Toc229685073 \h </w:instrText>
+        </w:r>
+        <w:r>
+          <w:rPr>
+            <w:noProof/>
+            <w:webHidden/>
+          </w:rPr>
+        </w:r>
+        <w:r>
+          <w:rPr>
+            <w:noProof/>
+            <w:webHidden/>
+          </w:rPr>
+          <w:fldChar w:fldCharType="separate"/>
+        </w:r>
+        <w:r>
+          <w:rPr>
+            <w:noProof/>
+            <w:webHidden/>
+          </w:rPr>
+          <w:t>13</w:t>
+        </w:r>
+        <w:r>
+          <w:rPr>
+            <w:noProof/>
+            <w:webHidden/>
+          </w:rPr>
+          <w:fldChar w:fldCharType="end"/>
+        </w:r>
+      </w:hyperlink>
+    </w:p>
+    <w:p>
+      <w:pPr>
+        <w:pStyle w:val="TableofFigures"/>
+        <w:tabs>
+          <w:tab w:val="right" w:leader="dot" w:pos="8777"/>
+        </w:tabs>
+        <w:rPr>
+          <w:rFonts w:asciiTheme="minorHAnsi" w:eastAsiaTheme="minorEastAsia" w:hAnsiTheme="minorHAnsi"/>
+          <w:noProof/>
+          <w:kern w:val="2"/>
+          <w:sz w:val="24"/>
+          <w:lang w:val="vi-VN" w:eastAsia="vi-VN"/>
+          <w14:ligatures w14:val="standardContextual"/>
+        </w:rPr>
+      </w:pPr>
+      <w:hyperlink w:anchor="_Toc229685074" w:history="1">
+        <w:r>
+          <w:rPr>
+            <w:rStyle w:val="Hyperlink"/>
+            <w:noProof/>
+            <w:lang w:val="vi-VN"/>
+          </w:rPr>
+          <w:t>Bảng 4.1</w:t>
+        </w:r>
+        <w:r>
+          <w:rPr>
+            <w:rStyle w:val="Hyperlink"/>
+            <w:noProof/>
+            <w:lang w:val="vi-VN"/>
+          </w:rPr>
+          <w:noBreakHyphen/>
+          <w:t>2 Bảng thống kê các luật tiêu biểu theo điểm Weighted Score</w:t>
+        </w:r>
+        <w:r>
+          <w:rPr>
+            <w:noProof/>
+            <w:webHidden/>
+          </w:rPr>
+          <w:tab/>
+        </w:r>
+        <w:r>
+          <w:rPr>
+            <w:noProof/>
+            <w:webHidden/>
+          </w:rPr>
+          <w:fldChar w:fldCharType="begin"/>
+        </w:r>
+        <w:r>
+          <w:rPr>
+            <w:noProof/>
+            <w:webHidden/>
+          </w:rPr>
+          <w:instrText xml:space="preserve"> PAGEREF _Toc229685074 \h </w:instrText>
+        </w:r>
+        <w:r>
+          <w:rPr>
+            <w:noProof/>
+            <w:webHidden/>
+          </w:rPr>
+        </w:r>
+        <w:r>
+          <w:rPr>
+            <w:noProof/>
+            <w:webHidden/>
+          </w:rPr>
+          <w:fldChar w:fldCharType="separate"/>
+        </w:r>
+        <w:r>
+          <w:rPr>
+            <w:noProof/>
+            <w:webHidden/>
+          </w:rPr>
+          <w:t>15</w:t>
+        </w:r>
+        <w:r>
+          <w:rPr>
+            <w:noProof/>
+            <w:webHidden/>
+          </w:rPr>
+          <w:fldChar w:fldCharType="end"/>
+        </w:r>
+      </w:hyperlink>
+    </w:p>
+    <w:p>
+      <w:pPr>
+        <w:pStyle w:val="TableofFigures"/>
+        <w:tabs>
+          <w:tab w:val="right" w:leader="dot" w:pos="8777"/>
+        </w:tabs>
+        <w:rPr>
+          <w:rFonts w:asciiTheme="minorHAnsi" w:eastAsiaTheme="minorEastAsia" w:hAnsiTheme="minorHAnsi"/>
+          <w:noProof/>
+          <w:kern w:val="2"/>
+          <w:sz w:val="24"/>
+          <w:lang w:val="vi-VN" w:eastAsia="vi-VN"/>
+          <w14:ligatures w14:val="standardContextual"/>
+        </w:rPr>
+      </w:pPr>
+      <w:hyperlink w:anchor="_Toc229685075" w:history="1">
+        <w:r>
+          <w:rPr>
+            <w:rStyle w:val="Hyperlink"/>
+            <w:noProof/>
+            <w:lang w:val="vi-VN"/>
+          </w:rPr>
+          <w:t>Bảng 4.2</w:t>
+        </w:r>
+        <w:r>
+          <w:rPr>
+            <w:rStyle w:val="Hyperlink"/>
+            <w:noProof/>
+            <w:lang w:val="vi-VN"/>
+          </w:rPr>
+          <w:noBreakHyphen/>
+          <w:t>1 Bảng thống kê luật phân bổ theo giờ mua</w:t>
+        </w:r>
+        <w:r>
+          <w:rPr>
+            <w:noProof/>
+            <w:webHidden/>
+          </w:rPr>
+          <w:tab/>
+        </w:r>
+        <w:r>
+          <w:rPr>
+            <w:noProof/>
+            <w:webHidden/>
+          </w:rPr>
+          <w:fldChar w:fldCharType="begin"/>
+        </w:r>
+        <w:r>
+          <w:rPr>
+            <w:noProof/>
+            <w:webHidden/>
+          </w:rPr>
+          <w:instrText xml:space="preserve"> PAGEREF _Toc229685075 \h </w:instrText>
+        </w:r>
+        <w:r>
+          <w:rPr>
+            <w:noProof/>
+            <w:webHidden/>
+          </w:rPr>
+        </w:r>
+        <w:r>
+          <w:rPr>
+            <w:noProof/>
+            <w:webHidden/>
+          </w:rPr>
+          <w:fldChar w:fldCharType="separate"/>
+        </w:r>
+        <w:r>
+          <w:rPr>
+            <w:noProof/>
+            <w:webHidden/>
+          </w:rPr>
+          <w:t>16</w:t>
+        </w:r>
+        <w:r>
+          <w:rPr>
+            <w:noProof/>
+            <w:webHidden/>
+          </w:rPr>
+          <w:fldChar w:fldCharType="end"/>
+        </w:r>
+      </w:hyperlink>
+    </w:p>
+    <w:p>
+      <w:pPr>
+        <w:pStyle w:val="TableofFigures"/>
+        <w:tabs>
+          <w:tab w:val="right" w:leader="dot" w:pos="8777"/>
+        </w:tabs>
+        <w:rPr>
+          <w:rFonts w:asciiTheme="minorHAnsi" w:eastAsiaTheme="minorEastAsia" w:hAnsiTheme="minorHAnsi"/>
+          <w:noProof/>
+          <w:kern w:val="2"/>
+          <w:sz w:val="24"/>
+          <w:lang w:val="vi-VN" w:eastAsia="vi-VN"/>
+          <w14:ligatures w14:val="standardContextual"/>
+        </w:rPr>
+      </w:pPr>
       <w:hyperlink w:anchor="_Toc229685076" w:history="1">
         <w:r>
           <w:rPr>
@@ -5627,7 +5870,7 @@
             <w:noProof/>
             <w:webHidden/>
           </w:rPr>
-          <w:t>18</w:t>
+          <w:t>17</w:t>
         </w:r>
         <w:r>
           <w:rPr>
@@ -5669,7 +5912,7 @@
         <w:pStyle w:val="CHNG"/>
       </w:pPr>
       <w:bookmarkStart w:id="5" w:name="_Toc226373168"/>
-      <w:bookmarkStart w:id="6" w:name="_Toc229685039"/>
+      <w:bookmarkStart w:id="6" w:name="_Toc229687362"/>
       <w:r>
         <w:rPr>
           <w:bCs/>
@@ -5683,7 +5926,7 @@
       <w:pPr>
         <w:pStyle w:val="Heading2"/>
       </w:pPr>
-      <w:bookmarkStart w:id="7" w:name="_Toc229685040"/>
+      <w:bookmarkStart w:id="7" w:name="_Toc229687363"/>
       <w:r>
         <w:rPr>
           <w:lang w:val="en-US"/>
@@ -5894,6 +6137,9 @@
     <w:p>
       <w:pPr>
         <w:pStyle w:val="Nidungvnbn"/>
+        <w:rPr>
+          <w:lang w:val="vi-VN"/>
+        </w:rPr>
       </w:pPr>
       <w:r>
         <w:rPr>
@@ -5980,11 +6226,8 @@
     <w:p>
       <w:pPr>
         <w:pStyle w:val="Heading2"/>
-        <w:rPr>
-          <w:lang w:val="en-US"/>
-        </w:rPr>
-      </w:pPr>
-      <w:bookmarkStart w:id="8" w:name="_Toc229685041"/>
+      </w:pPr>
+      <w:bookmarkStart w:id="8" w:name="_Toc229687364"/>
       <w:r>
         <w:t>Quy trình làm sạch dữ liệu</w:t>
       </w:r>
@@ -6013,6 +6256,9 @@
         <w:t>Xử lý giá trị khuyết thiếu (Missing Values):</w:t>
       </w:r>
       <w:r>
+        <w:rPr>
+          <w:lang w:val="vi-VN"/>
+        </w:rPr>
         <w:t xml:space="preserve"> </w:t>
       </w:r>
       <w:r>
@@ -6022,6 +6268,9 @@
         <w:t>Cột</w:t>
       </w:r>
       <w:r>
+        <w:rPr>
+          <w:lang w:val="vi-VN"/>
+        </w:rPr>
         <w:t xml:space="preserve"> </w:t>
       </w:r>
       <w:r>
@@ -6031,6 +6280,9 @@
         <w:t>days_since_prior_order</w:t>
       </w:r>
       <w:r>
+        <w:rPr>
+          <w:lang w:val="vi-VN"/>
+        </w:rPr>
         <w:t xml:space="preserve"> </w:t>
       </w:r>
       <w:r>
@@ -6040,6 +6292,9 @@
         <w:t>trong</w:t>
       </w:r>
       <w:r>
+        <w:rPr>
+          <w:lang w:val="vi-VN"/>
+        </w:rPr>
         <w:t xml:space="preserve"> </w:t>
       </w:r>
       <w:r>
@@ -6660,7 +6915,7 @@
       <w:pPr>
         <w:pStyle w:val="CHNG"/>
       </w:pPr>
-      <w:bookmarkStart w:id="10" w:name="_Toc229685042"/>
+      <w:bookmarkStart w:id="10" w:name="_Toc229687365"/>
       <w:r>
         <w:rPr>
           <w:bCs/>
@@ -6677,7 +6932,7 @@
           <w:bCs/>
         </w:rPr>
       </w:pPr>
-      <w:bookmarkStart w:id="11" w:name="_Toc229685043"/>
+      <w:bookmarkStart w:id="11" w:name="_Toc229687366"/>
       <w:r>
         <w:rPr>
           <w:bCs/>
@@ -6812,7 +7067,7 @@
           <w:lang w:val="vi-VN"/>
         </w:rPr>
       </w:pPr>
-      <w:bookmarkStart w:id="12" w:name="_Toc229685059"/>
+      <w:bookmarkStart w:id="12" w:name="_Toc229687382"/>
       <w:r>
         <w:t xml:space="preserve">Hình </w:t>
       </w:r>
@@ -6946,7 +7201,7 @@
       <w:pPr>
         <w:pStyle w:val="Caption"/>
       </w:pPr>
-      <w:bookmarkStart w:id="13" w:name="_Toc229685060"/>
+      <w:bookmarkStart w:id="13" w:name="_Toc229687383"/>
       <w:r>
         <w:t xml:space="preserve">Hình </w:t>
       </w:r>
@@ -7004,7 +7259,7 @@
           <w:bCs/>
         </w:rPr>
       </w:pPr>
-      <w:bookmarkStart w:id="14" w:name="_Toc229685044"/>
+      <w:bookmarkStart w:id="14" w:name="_Toc229687367"/>
       <w:r>
         <w:rPr>
           <w:bCs/>
@@ -7112,7 +7367,7 @@
       <w:pPr>
         <w:pStyle w:val="Caption"/>
       </w:pPr>
-      <w:bookmarkStart w:id="15" w:name="_Toc229685061"/>
+      <w:bookmarkStart w:id="15" w:name="_Toc229687384"/>
       <w:r>
         <w:t xml:space="preserve">Hình </w:t>
       </w:r>
@@ -7261,7 +7516,7 @@
       <w:pPr>
         <w:pStyle w:val="Caption"/>
       </w:pPr>
-      <w:bookmarkStart w:id="16" w:name="_Toc229685062"/>
+      <w:bookmarkStart w:id="16" w:name="_Toc229687385"/>
       <w:r>
         <w:t xml:space="preserve">Hình </w:t>
       </w:r>
@@ -7326,7 +7581,7 @@
           <w:bCs/>
         </w:rPr>
       </w:pPr>
-      <w:bookmarkStart w:id="17" w:name="_Toc229685045"/>
+      <w:bookmarkStart w:id="17" w:name="_Toc229687368"/>
       <w:r>
         <w:rPr>
           <w:bCs/>
@@ -7419,7 +7674,7 @@
           <w:noProof/>
         </w:rPr>
       </w:pPr>
-      <w:bookmarkStart w:id="18" w:name="_Toc229685063"/>
+      <w:bookmarkStart w:id="18" w:name="_Toc229687386"/>
       <w:r>
         <w:t xml:space="preserve">Hình </w:t>
       </w:r>
@@ -7489,7 +7744,7 @@
       <w:pPr>
         <w:pStyle w:val="CHNG"/>
       </w:pPr>
-      <w:bookmarkStart w:id="19" w:name="_Toc229685046"/>
+      <w:bookmarkStart w:id="19" w:name="_Toc229687369"/>
       <w:r>
         <w:rPr>
           <w:bCs/>
@@ -7506,7 +7761,7 @@
           <w:bCs/>
         </w:rPr>
       </w:pPr>
-      <w:bookmarkStart w:id="20" w:name="_Toc229685047"/>
+      <w:bookmarkStart w:id="20" w:name="_Toc229687370"/>
       <w:r>
         <w:rPr>
           <w:bCs/>
@@ -8060,7 +8315,7 @@
         <w:lastRenderedPageBreak/>
         <w:t> </w:t>
       </w:r>
-      <w:bookmarkStart w:id="21" w:name="_Toc229685048"/>
+      <w:bookmarkStart w:id="21" w:name="_Toc229687371"/>
       <w:r>
         <w:rPr>
           <w:bCs/>
@@ -9015,7 +9270,7 @@
           <w:bCs/>
         </w:rPr>
       </w:pPr>
-      <w:bookmarkStart w:id="23" w:name="_Toc229685049"/>
+      <w:bookmarkStart w:id="23" w:name="_Toc229687372"/>
       <w:r>
         <w:rPr>
           <w:bCs/>
@@ -9106,7 +9361,7 @@
           <w:szCs w:val="26"/>
         </w:rPr>
       </w:pPr>
-      <w:bookmarkStart w:id="24" w:name="_Toc229685064"/>
+      <w:bookmarkStart w:id="24" w:name="_Toc229687387"/>
       <w:r>
         <w:t xml:space="preserve">Hình </w:t>
       </w:r>
@@ -9284,7 +9539,7 @@
           <w:lang w:val="vi-VN"/>
         </w:rPr>
       </w:pPr>
-      <w:bookmarkStart w:id="25" w:name="_Toc229685065"/>
+      <w:bookmarkStart w:id="25" w:name="_Toc229687388"/>
       <w:r>
         <w:t xml:space="preserve">Hình </w:t>
       </w:r>
@@ -9442,7 +9697,7 @@
           <w:lang w:val="vi-VN"/>
         </w:rPr>
       </w:pPr>
-      <w:bookmarkStart w:id="26" w:name="_Toc229685066"/>
+      <w:bookmarkStart w:id="26" w:name="_Toc229687389"/>
       <w:r>
         <w:t xml:space="preserve">Hình </w:t>
       </w:r>
@@ -9537,7 +9792,7 @@
           <w:lang w:val="vi-VN"/>
         </w:rPr>
       </w:pPr>
-      <w:bookmarkStart w:id="27" w:name="_Toc229685050"/>
+      <w:bookmarkStart w:id="27" w:name="_Toc229687373"/>
       <w:r>
         <w:rPr>
           <w:lang w:val="vi-VN"/>
@@ -9560,7 +9815,7 @@
           <w:lang w:val="en-US"/>
         </w:rPr>
       </w:pPr>
-      <w:bookmarkStart w:id="28" w:name="_Toc229685051"/>
+      <w:bookmarkStart w:id="28" w:name="_Toc229687374"/>
       <w:r>
         <w:t>Xếp hạng luật có trọng số (Weighted Rule Ranking)</w:t>
       </w:r>
@@ -10963,7 +11218,7 @@
       <w:pPr>
         <w:pStyle w:val="Caption"/>
       </w:pPr>
-      <w:bookmarkStart w:id="30" w:name="_Toc229685067"/>
+      <w:bookmarkStart w:id="30" w:name="_Toc229687390"/>
       <w:r>
         <w:t xml:space="preserve">Hình </w:t>
       </w:r>
@@ -12063,7 +12318,7 @@
           <w:lang w:val="en-US"/>
         </w:rPr>
       </w:pPr>
-      <w:bookmarkStart w:id="32" w:name="_Toc229685052"/>
+      <w:bookmarkStart w:id="32" w:name="_Toc229687375"/>
       <w:r>
         <w:rPr>
           <w:bCs/>
@@ -12154,7 +12409,7 @@
       <w:pPr>
         <w:pStyle w:val="Caption"/>
       </w:pPr>
-      <w:bookmarkStart w:id="33" w:name="_Toc229685068"/>
+      <w:bookmarkStart w:id="33" w:name="_Toc229687391"/>
       <w:r>
         <w:t xml:space="preserve">Hình </w:t>
       </w:r>
@@ -13435,7 +13690,7 @@
           <w:bCs/>
         </w:rPr>
       </w:pPr>
-      <w:bookmarkStart w:id="35" w:name="_Toc229685053"/>
+      <w:bookmarkStart w:id="35" w:name="_Toc229687376"/>
       <w:r>
         <w:rPr>
           <w:bCs/>
@@ -14355,7 +14610,7 @@
           <w:noProof/>
         </w:rPr>
       </w:pPr>
-      <w:bookmarkStart w:id="37" w:name="_Toc229685069"/>
+      <w:bookmarkStart w:id="37" w:name="_Toc229687392"/>
       <w:r>
         <w:t xml:space="preserve">Hình </w:t>
       </w:r>
@@ -14581,7 +14836,7 @@
       <w:pPr>
         <w:pStyle w:val="Caption"/>
       </w:pPr>
-      <w:bookmarkStart w:id="38" w:name="_Toc229685070"/>
+      <w:bookmarkStart w:id="38" w:name="_Toc229687393"/>
       <w:r>
         <w:t xml:space="preserve">Hình </w:t>
       </w:r>
@@ -14661,7 +14916,14 @@
           <w:i/>
           <w:iCs/>
         </w:rPr>
-        <w:t>Organic Avocado </w:t>
+        <w:t>Organic Avocado</w:t>
+      </w:r>
+      <w:r>
+        <w:rPr>
+          <w:i/>
+          <w:iCs/>
+        </w:rPr>
+        <w:t xml:space="preserve"> </w:t>
       </w:r>
       <m:oMath>
         <m:r>
@@ -14670,16 +14932,28 @@
           </w:rPr>
           <m:t>⇒</m:t>
         </m:r>
+        <m:r>
+          <w:rPr>
+            <w:rFonts w:ascii="Cambria Math" w:hAnsi="Cambria Math"/>
+          </w:rPr>
+          <m:t xml:space="preserve"> </m:t>
+        </m:r>
       </m:oMath>
       <w:r>
         <w:rPr>
           <w:i/>
           <w:iCs/>
         </w:rPr>
-        <w:t> Banana</w:t>
-      </w:r>
-      <w:r>
-        <w:t>, độ chênh lệch Confidence chỉ là 0.003 (0.3029 vs 0.2999) và chênh lệch Lift chỉ là 0.0315 (1.968 vs 1.999). Mức độ dao động vô cùng nhỏ này là bằng chứng định lượng sắc bén khẳng định các quy tắc trích xuất được phản ánh đúng bản chất hành vi tiêu dùng cốt lõi, hoàn toàn không bị quá khớp (Overfitting) với mẫu dữ liệu huấn luyện. Quá trình Validation giúp củng cố tuyệt đối niềm tin vào chất lượng luật trước khi nhúng vào hệ thống Recommender.</w:t>
+        <w:t>Banana</w:t>
+      </w:r>
+      <w:r>
+        <w:t>,</w:t>
+      </w:r>
+      <w:r>
+        <w:t xml:space="preserve"> </w:t>
+      </w:r>
+      <w:r>
+        <w:t>độ chênh lệch Confidence chỉ là 0.003 (0.3029 vs 0.2999) và chênh lệch Lift chỉ là 0.0315 (1.968 vs 1.999). Mức độ dao động vô cùng nhỏ này là bằng chứng định lượng sắc bén khẳng định các quy tắc trích xuất được phản ánh đúng bản chất hành vi tiêu dùng cốt lõi, hoàn toàn không bị quá khớp (Overfitting) với mẫu dữ liệu huấn luyện. Quá trình Validation giúp củng cố tuyệt đối niềm tin vào chất lượng luật trước khi nhúng vào hệ thống Recommender.</w:t>
       </w:r>
     </w:p>
     <w:p>
@@ -14703,7 +14977,7 @@
           <w:lang w:val="vi-VN"/>
         </w:rPr>
       </w:pPr>
-      <w:bookmarkStart w:id="39" w:name="_Toc229685054"/>
+      <w:bookmarkStart w:id="39" w:name="_Toc229687377"/>
       <w:r>
         <w:rPr>
           <w:bCs/>
@@ -14722,7 +14996,7 @@
           <w:lang w:val="en-US"/>
         </w:rPr>
       </w:pPr>
-      <w:bookmarkStart w:id="40" w:name="_Toc229685055"/>
+      <w:bookmarkStart w:id="40" w:name="_Toc229687378"/>
       <w:r>
         <w:rPr>
           <w:bCs/>
@@ -14802,7 +15076,7 @@
           <w:bCs/>
         </w:rPr>
       </w:pPr>
-      <w:bookmarkStart w:id="41" w:name="_Toc229685056"/>
+      <w:bookmarkStart w:id="41" w:name="_Toc229687379"/>
       <w:r>
         <w:rPr>
           <w:bCs/>
@@ -14823,6 +15097,110 @@
       </w:r>
       <w:r>
         <w:t>Giao diện giỏ hàng được cập nhật theo thời gian thực (Real-time).</w:t>
+      </w:r>
+    </w:p>
+    <w:p>
+      <w:pPr>
+        <w:pStyle w:val="Nidungvnbn"/>
+        <w:keepNext/>
+        <w:jc w:val="center"/>
+      </w:pPr>
+      <w:r>
+        <w:drawing>
+          <wp:inline distT="0" distB="0" distL="0" distR="0" wp14:anchorId="11912F85" wp14:editId="076C2B4E">
+            <wp:extent cx="5284800" cy="2640295"/>
+            <wp:effectExtent l="0" t="0" r="0" b="8255"/>
+            <wp:docPr id="1594524634" name="Picture 1"/>
+            <wp:cNvGraphicFramePr>
+              <a:graphicFrameLocks xmlns:a="http://schemas.openxmlformats.org/drawingml/2006/main" noChangeAspect="1"/>
+            </wp:cNvGraphicFramePr>
+            <a:graphic xmlns:a="http://schemas.openxmlformats.org/drawingml/2006/main">
+              <a:graphicData uri="http://schemas.openxmlformats.org/drawingml/2006/picture">
+                <pic:pic xmlns:pic="http://schemas.openxmlformats.org/drawingml/2006/picture">
+                  <pic:nvPicPr>
+                    <pic:cNvPr id="1594524634" name=""/>
+                    <pic:cNvPicPr/>
+                  </pic:nvPicPr>
+                  <pic:blipFill>
+                    <a:blip r:embed="rId27"/>
+                    <a:stretch>
+                      <a:fillRect/>
+                    </a:stretch>
+                  </pic:blipFill>
+                  <pic:spPr>
+                    <a:xfrm>
+                      <a:off x="0" y="0"/>
+                      <a:ext cx="5284800" cy="2640295"/>
+                    </a:xfrm>
+                    <a:prstGeom prst="rect">
+                      <a:avLst/>
+                    </a:prstGeom>
+                  </pic:spPr>
+                </pic:pic>
+              </a:graphicData>
+            </a:graphic>
+          </wp:inline>
+        </w:drawing>
+      </w:r>
+    </w:p>
+    <w:p>
+      <w:pPr>
+        <w:pStyle w:val="Caption"/>
+      </w:pPr>
+      <w:bookmarkStart w:id="42" w:name="_Toc229687394"/>
+      <w:r>
+        <w:t xml:space="preserve">Hình </w:t>
+      </w:r>
+      <w:r>
+        <w:fldChar w:fldCharType="begin"/>
+      </w:r>
+      <w:r>
+        <w:instrText xml:space="preserve"> STYLEREF 2 \s </w:instrText>
+      </w:r>
+      <w:r>
+        <w:fldChar w:fldCharType="separate"/>
+      </w:r>
+      <w:r>
+        <w:rPr>
+          <w:noProof/>
+        </w:rPr>
+        <w:t>5.2</w:t>
+      </w:r>
+      <w:r>
+        <w:fldChar w:fldCharType="end"/>
+      </w:r>
+      <w:r>
+        <w:noBreakHyphen/>
+      </w:r>
+      <w:r>
+        <w:fldChar w:fldCharType="begin"/>
+      </w:r>
+      <w:r>
+        <w:instrText xml:space="preserve"> SEQ Hình \* ARABIC \s 2 </w:instrText>
+      </w:r>
+      <w:r>
+        <w:fldChar w:fldCharType="separate"/>
+      </w:r>
+      <w:r>
+        <w:rPr>
+          <w:noProof/>
+        </w:rPr>
+        <w:t>1</w:t>
+      </w:r>
+      <w:r>
+        <w:fldChar w:fldCharType="end"/>
+      </w:r>
+      <w:r>
+        <w:t xml:space="preserve"> Chức năng mô phỏng giỏ hàng của ứng dụng</w:t>
+      </w:r>
+      <w:bookmarkEnd w:id="42"/>
+    </w:p>
+    <w:p>
+      <w:pPr>
+        <w:pStyle w:val="Nidungtdo"/>
+      </w:pPr>
+      <w:r>
+        <w:br w:type="page"/>
       </w:r>
     </w:p>
     <w:p>
@@ -14833,14 +15211,15 @@
           <w:lang w:val="en-US"/>
         </w:rPr>
       </w:pPr>
-      <w:bookmarkStart w:id="42" w:name="_Toc229685057"/>
+      <w:bookmarkStart w:id="43" w:name="_Toc229687380"/>
       <w:r>
         <w:rPr>
           <w:bCs/>
         </w:rPr>
+        <w:lastRenderedPageBreak/>
         <w:t>Hệ thống Recommender System</w:t>
       </w:r>
-      <w:bookmarkEnd w:id="42"/>
+      <w:bookmarkEnd w:id="43"/>
     </w:p>
     <w:p>
       <w:pPr>
@@ -14894,7 +15273,13 @@
         <w:rPr>
           <w:lang w:val="vi-VN"/>
         </w:rPr>
-        <w:t> (LHS) và đối chiếu nhanh với tập luật để lấy ra các </w:t>
+        <w:t> (LHS) và đối chiếu nhanh với tập luật để lấy ra các</w:t>
+      </w:r>
+      <w:r>
+        <w:rPr>
+          <w:lang w:val="vi-VN"/>
+        </w:rPr>
+        <w:t xml:space="preserve"> </w:t>
       </w:r>
       <m:oMath>
         <m:r>
@@ -14909,7 +15294,131 @@
         <w:rPr>
           <w:lang w:val="vi-VN"/>
         </w:rPr>
-        <w:t> (RHS) sở hữu điểm số Weighted Score cao nhất để tư vấn cho khách.</w:t>
+        <w:t xml:space="preserve"> </w:t>
+      </w:r>
+      <w:r>
+        <w:rPr>
+          <w:lang w:val="vi-VN"/>
+        </w:rPr>
+        <w:t>(RHS) sở hữu điểm số Weighted Score cao nhất để tư vấn cho khách.</w:t>
+      </w:r>
+    </w:p>
+    <w:p>
+      <w:pPr>
+        <w:pStyle w:val="Nidungtdo"/>
+        <w:keepNext/>
+        <w:ind w:left="720" w:firstLine="0"/>
+        <w:jc w:val="center"/>
+      </w:pPr>
+      <w:r>
+        <w:rPr>
+          <w:lang w:val="vi-VN"/>
+        </w:rPr>
+        <w:drawing>
+          <wp:inline distT="0" distB="0" distL="0" distR="0" wp14:anchorId="0148F051" wp14:editId="63A9C35F">
+            <wp:extent cx="5284800" cy="2706464"/>
+            <wp:effectExtent l="0" t="0" r="0" b="0"/>
+            <wp:docPr id="780180475" name="Picture 1"/>
+            <wp:cNvGraphicFramePr>
+              <a:graphicFrameLocks xmlns:a="http://schemas.openxmlformats.org/drawingml/2006/main" noChangeAspect="1"/>
+            </wp:cNvGraphicFramePr>
+            <a:graphic xmlns:a="http://schemas.openxmlformats.org/drawingml/2006/main">
+              <a:graphicData uri="http://schemas.openxmlformats.org/drawingml/2006/picture">
+                <pic:pic xmlns:pic="http://schemas.openxmlformats.org/drawingml/2006/picture">
+                  <pic:nvPicPr>
+                    <pic:cNvPr id="780180475" name=""/>
+                    <pic:cNvPicPr/>
+                  </pic:nvPicPr>
+                  <pic:blipFill>
+                    <a:blip r:embed="rId28"/>
+                    <a:stretch>
+                      <a:fillRect/>
+                    </a:stretch>
+                  </pic:blipFill>
+                  <pic:spPr>
+                    <a:xfrm>
+                      <a:off x="0" y="0"/>
+                      <a:ext cx="5284800" cy="2706464"/>
+                    </a:xfrm>
+                    <a:prstGeom prst="rect">
+                      <a:avLst/>
+                    </a:prstGeom>
+                  </pic:spPr>
+                </pic:pic>
+              </a:graphicData>
+            </a:graphic>
+          </wp:inline>
+        </w:drawing>
+      </w:r>
+    </w:p>
+    <w:p>
+      <w:pPr>
+        <w:pStyle w:val="Caption"/>
+        <w:rPr>
+          <w:szCs w:val="26"/>
+          <w:lang w:val="vi-VN"/>
+        </w:rPr>
+      </w:pPr>
+      <w:bookmarkStart w:id="44" w:name="_Toc229687395"/>
+      <w:r>
+        <w:t xml:space="preserve">Hình </w:t>
+      </w:r>
+      <w:r>
+        <w:fldChar w:fldCharType="begin"/>
+      </w:r>
+      <w:r>
+        <w:instrText xml:space="preserve"> STYLEREF 2 \s </w:instrText>
+      </w:r>
+      <w:r>
+        <w:fldChar w:fldCharType="separate"/>
+      </w:r>
+      <w:r>
+        <w:rPr>
+          <w:noProof/>
+        </w:rPr>
+        <w:t>5.3</w:t>
+      </w:r>
+      <w:r>
+        <w:fldChar w:fldCharType="end"/>
+      </w:r>
+      <w:r>
+        <w:noBreakHyphen/>
+      </w:r>
+      <w:r>
+        <w:fldChar w:fldCharType="begin"/>
+      </w:r>
+      <w:r>
+        <w:instrText xml:space="preserve"> SEQ Hình \* ARABIC \s 2 </w:instrText>
+      </w:r>
+      <w:r>
+        <w:fldChar w:fldCharType="separate"/>
+      </w:r>
+      <w:r>
+        <w:rPr>
+          <w:noProof/>
+        </w:rPr>
+        <w:t>1</w:t>
+      </w:r>
+      <w:r>
+        <w:fldChar w:fldCharType="end"/>
+      </w:r>
+      <w:r>
+        <w:t xml:space="preserve"> Chức năng gợi ý sản phẩm theo Weighted Score</w:t>
+      </w:r>
+      <w:bookmarkEnd w:id="44"/>
+    </w:p>
+    <w:p>
+      <w:pPr>
+        <w:pStyle w:val="Nidungtdo"/>
+        <w:rPr>
+          <w:lang w:val="vi-VN"/>
+        </w:rPr>
+      </w:pPr>
+      <w:r>
+        <w:rPr>
+          <w:lang w:val="vi-VN"/>
+        </w:rPr>
+        <w:br w:type="page"/>
       </w:r>
     </w:p>
     <w:p>
@@ -14929,6 +15438,7 @@
           <w:bCs/>
           <w:lang w:val="vi-VN"/>
         </w:rPr>
+        <w:lastRenderedPageBreak/>
         <w:t>Time-aware Recommendation:</w:t>
       </w:r>
       <w:r>
@@ -14940,14 +15450,118 @@
     </w:p>
     <w:p>
       <w:pPr>
-        <w:pStyle w:val="Heading2"/>
+        <w:pStyle w:val="Nidungtdo"/>
+        <w:keepNext/>
+        <w:ind w:left="720" w:firstLine="0"/>
+        <w:jc w:val="center"/>
+      </w:pPr>
+      <w:r>
+        <w:rPr>
+          <w:lang w:val="vi-VN"/>
+        </w:rPr>
+        <w:drawing>
+          <wp:inline distT="0" distB="0" distL="0" distR="0" wp14:anchorId="0843F818" wp14:editId="1D2994B4">
+            <wp:extent cx="5284800" cy="2746139"/>
+            <wp:effectExtent l="0" t="0" r="0" b="0"/>
+            <wp:docPr id="1392468211" name="Picture 1"/>
+            <wp:cNvGraphicFramePr>
+              <a:graphicFrameLocks xmlns:a="http://schemas.openxmlformats.org/drawingml/2006/main" noChangeAspect="1"/>
+            </wp:cNvGraphicFramePr>
+            <a:graphic xmlns:a="http://schemas.openxmlformats.org/drawingml/2006/main">
+              <a:graphicData uri="http://schemas.openxmlformats.org/drawingml/2006/picture">
+                <pic:pic xmlns:pic="http://schemas.openxmlformats.org/drawingml/2006/picture">
+                  <pic:nvPicPr>
+                    <pic:cNvPr id="1392468211" name=""/>
+                    <pic:cNvPicPr/>
+                  </pic:nvPicPr>
+                  <pic:blipFill>
+                    <a:blip r:embed="rId29"/>
+                    <a:stretch>
+                      <a:fillRect/>
+                    </a:stretch>
+                  </pic:blipFill>
+                  <pic:spPr>
+                    <a:xfrm>
+                      <a:off x="0" y="0"/>
+                      <a:ext cx="5284800" cy="2746139"/>
+                    </a:xfrm>
+                    <a:prstGeom prst="rect">
+                      <a:avLst/>
+                    </a:prstGeom>
+                  </pic:spPr>
+                </pic:pic>
+              </a:graphicData>
+            </a:graphic>
+          </wp:inline>
+        </w:drawing>
+      </w:r>
+    </w:p>
+    <w:p>
+      <w:pPr>
+        <w:pStyle w:val="Caption"/>
+      </w:pPr>
+      <w:bookmarkStart w:id="45" w:name="_Toc229687396"/>
+      <w:r>
+        <w:t xml:space="preserve">Hình </w:t>
+      </w:r>
+      <w:r>
+        <w:fldChar w:fldCharType="begin"/>
+      </w:r>
+      <w:r>
+        <w:instrText xml:space="preserve"> STYLEREF 2 \s </w:instrText>
+      </w:r>
+      <w:r>
+        <w:fldChar w:fldCharType="separate"/>
+      </w:r>
+      <w:r>
+        <w:rPr>
+          <w:noProof/>
+        </w:rPr>
+        <w:t>5.3</w:t>
+      </w:r>
+      <w:r>
+        <w:fldChar w:fldCharType="end"/>
+      </w:r>
+      <w:r>
+        <w:noBreakHyphen/>
+      </w:r>
+      <w:r>
+        <w:fldChar w:fldCharType="begin"/>
+      </w:r>
+      <w:r>
+        <w:instrText xml:space="preserve"> SEQ Hình \* ARABIC \s 2 </w:instrText>
+      </w:r>
+      <w:r>
+        <w:fldChar w:fldCharType="separate"/>
+      </w:r>
+      <w:r>
+        <w:rPr>
+          <w:noProof/>
+        </w:rPr>
+        <w:t>2</w:t>
+      </w:r>
+      <w:r>
+        <w:fldChar w:fldCharType="end"/>
+      </w:r>
+      <w:r>
+        <w:t xml:space="preserve"> Chức năng gợi ý sản phẩm theo khung giờ</w:t>
+      </w:r>
+      <w:bookmarkEnd w:id="45"/>
+    </w:p>
+    <w:p>
+      <w:pPr>
+        <w:pStyle w:val="Nidungtdo"/>
+        <w:ind w:left="720" w:firstLine="0"/>
+        <w:rPr>
+          <w:lang w:val="vi-VN"/>
+        </w:rPr>
       </w:pPr>
       <w:r>
         <w:br w:type="page"/>
       </w:r>
     </w:p>
     <w:bookmarkEnd w:id="5" w:displacedByCustomXml="next"/>
-    <w:bookmarkStart w:id="43" w:name="_Toc229685058" w:displacedByCustomXml="next"/>
+    <w:bookmarkStart w:id="46" w:name="_Toc229687381" w:displacedByCustomXml="next"/>
     <w:sdt>
       <w:sdtPr>
         <w:rPr>
@@ -14983,7 +15597,7 @@
             </w:rPr>
             <w:t>TÀI LIỆU THAM KHẢO</w:t>
           </w:r>
-          <w:bookmarkEnd w:id="43"/>
+          <w:bookmarkEnd w:id="46"/>
           <w:r>
             <w:rPr>
               <w:lang w:val="vi-VN"/>

--- a/report/52300148_52300159.docx
+++ b/report/52300148_52300159.docx
@@ -1,6 +1,6 @@
 
 <file path=word/document.xml><?xml version="1.0" encoding="utf-8"?>
-<w:document xmlns:wpc="http://schemas.microsoft.com/office/word/2010/wordprocessingCanvas" xmlns:cx="http://schemas.microsoft.com/office/drawing/2014/chartex" xmlns:cx1="http://schemas.microsoft.com/office/drawing/2015/9/8/chartex" xmlns:cx2="http://schemas.microsoft.com/office/drawing/2015/10/21/chartex" xmlns:cx3="http://schemas.microsoft.com/office/drawing/2016/5/9/chartex" xmlns:cx4="http://schemas.microsoft.com/office/drawing/2016/5/10/chartex" xmlns:cx5="http://schemas.microsoft.com/office/drawing/2016/5/11/chartex" xmlns:cx6="http://schemas.microsoft.com/office/drawing/2016/5/12/chartex" xmlns:cx7="http://schemas.microsoft.com/office/drawing/2016/5/13/chartex" xmlns:cx8="http://schemas.microsoft.com/office/drawing/2016/5/14/chartex" xmlns:mc="http://schemas.openxmlformats.org/markup-compatibility/2006" xmlns:aink="http://schemas.microsoft.com/office/drawing/2016/ink" xmlns:am3d="http://schemas.microsoft.com/office/drawing/2017/model3d" xmlns:o="urn:schemas-microsoft-com:office:office" xmlns:oel="http://schemas.microsoft.com/office/2019/extlst" xmlns:r="http://schemas.openxmlformats.org/officeDocument/2006/relationships" xmlns:m="http://schemas.openxmlformats.org/officeDocument/2006/math" xmlns:v="urn:schemas-microsoft-com:vml" xmlns:wp14="http://schemas.microsoft.com/office/word/2010/wordprocessingDrawing" xmlns:wp="http://schemas.openxmlformats.org/drawingml/2006/wordprocessingDrawing" xmlns:w10="urn:schemas-microsoft-com:office:word" xmlns:w="http://schemas.openxmlformats.org/wordprocessingml/2006/main" xmlns:w14="http://schemas.microsoft.com/office/word/2010/wordml" xmlns:w15="http://schemas.microsoft.com/office/word/2012/wordml" xmlns:w16cex="http://schemas.microsoft.com/office/word/2018/wordml/cex" xmlns:w16cid="http://schemas.microsoft.com/office/word/2016/wordml/cid" xmlns:w16="http://schemas.microsoft.com/office/word/2018/wordml" xmlns:w16du="http://schemas.microsoft.com/office/word/2023/wordml/word16du" xmlns:w16sdtdh="http://schemas.microsoft.com/office/word/2020/wordml/sdtdatahash" xmlns:w16sdtfl="http://schemas.microsoft.com/office/word/2024/wordml/sdtformatlock" xmlns:w16se="http://schemas.microsoft.com/office/word/2015/wordml/symex" xmlns:wpg="http://schemas.microsoft.com/office/word/2010/wordprocessingGroup" xmlns:wpi="http://schemas.microsoft.com/office/word/2010/wordprocessingInk" xmlns:wne="http://schemas.microsoft.com/office/word/2006/wordml" xmlns:wps="http://schemas.microsoft.com/office/word/2010/wordprocessingShape" mc:Ignorable="w14 w15 w16se w16cid w16 w16cex w16sdtdh w16sdtfl w16du wp14">
+<w:document xmlns:wpc="http://schemas.microsoft.com/office/word/2010/wordprocessingCanvas" xmlns:cx="http://schemas.microsoft.com/office/drawing/2014/chartex" xmlns:cx1="http://schemas.microsoft.com/office/drawing/2015/9/8/chartex" xmlns:cx2="http://schemas.microsoft.com/office/drawing/2015/10/21/chartex" xmlns:cx3="http://schemas.microsoft.com/office/drawing/2016/5/9/chartex" xmlns:cx4="http://schemas.microsoft.com/office/drawing/2016/5/10/chartex" xmlns:cx5="http://schemas.microsoft.com/office/drawing/2016/5/11/chartex" xmlns:cx6="http://schemas.microsoft.com/office/drawing/2016/5/12/chartex" xmlns:cx7="http://schemas.microsoft.com/office/drawing/2016/5/13/chartex" xmlns:cx8="http://schemas.microsoft.com/office/drawing/2016/5/14/chartex" xmlns:mc="http://schemas.openxmlformats.org/markup-compatibility/2006" xmlns:aink="http://schemas.microsoft.com/office/drawing/2016/ink" xmlns:am3d="http://schemas.microsoft.com/office/drawing/2017/model3d" xmlns:o="urn:schemas-microsoft-com:office:office" xmlns:oel="http://schemas.microsoft.com/office/2019/extlst" xmlns:r="http://schemas.openxmlformats.org/officeDocument/2006/relationships" xmlns:m="http://schemas.openxmlformats.org/officeDocument/2006/math" xmlns:v="urn:schemas-microsoft-com:vml" xmlns:wp14="http://schemas.microsoft.com/office/word/2010/wordprocessingDrawing" xmlns:wp="http://schemas.openxmlformats.org/drawingml/2006/wordprocessingDrawing" xmlns:w10="urn:schemas-microsoft-com:office:word" xmlns:w="http://schemas.openxmlformats.org/wordprocessingml/2006/main" xmlns:w14="http://schemas.microsoft.com/office/word/2010/wordml" xmlns:w15="http://schemas.microsoft.com/office/word/2012/wordml" xmlns:w16cex="http://schemas.microsoft.com/office/word/2018/wordml/cex" xmlns:w16cid="http://schemas.microsoft.com/office/word/2016/wordml/cid" xmlns:w16="http://schemas.microsoft.com/office/word/2018/wordml" xmlns:w16du="http://schemas.microsoft.com/office/word/2023/wordml/word16du" xmlns:w16sdtdh="http://schemas.microsoft.com/office/word/2020/wordml/sdtdatahash" xmlns:w16se="http://schemas.microsoft.com/office/word/2015/wordml/symex" xmlns:wpg="http://schemas.microsoft.com/office/word/2010/wordprocessingGroup" xmlns:wpi="http://schemas.microsoft.com/office/word/2010/wordprocessingInk" xmlns:wne="http://schemas.microsoft.com/office/word/2006/wordml" xmlns:wps="http://schemas.microsoft.com/office/word/2010/wordprocessingShape" mc:Ignorable="w14 w15 w16se w16cid w16 w16cex w16sdtdh w16du wp14">
   <w:body>
     <w:p>
       <w:pPr>
@@ -1013,6 +1013,7 @@
     <w:p>
       <w:pPr>
         <w:pStyle w:val="Title1"/>
+        <w:outlineLvl w:val="9"/>
         <w:rPr>
           <w:lang w:val="vi-VN"/>
         </w:rPr>
@@ -5911,8 +5912,8 @@
       <w:pPr>
         <w:pStyle w:val="CHNG"/>
       </w:pPr>
-      <w:bookmarkStart w:id="5" w:name="_Toc226373168"/>
-      <w:bookmarkStart w:id="6" w:name="_Toc229687362"/>
+      <w:bookmarkStart w:id="5" w:name="_Toc229687362"/>
+      <w:bookmarkStart w:id="6" w:name="_Toc226373168"/>
       <w:r>
         <w:rPr>
           <w:bCs/>
@@ -5920,7 +5921,7 @@
         <w:lastRenderedPageBreak/>
         <w:t>TỔNG QUAN VỀ DỮ LIỆU VÀ TIỀN XỬ LÝ</w:t>
       </w:r>
-      <w:bookmarkEnd w:id="6"/>
+      <w:bookmarkEnd w:id="5"/>
     </w:p>
     <w:p>
       <w:pPr>
@@ -5949,19 +5950,7 @@
         <w:rPr>
           <w:lang w:val="vi-VN"/>
         </w:rPr>
-        <w:t xml:space="preserve">Dữ liệu </w:t>
-      </w:r>
-      <w:r>
-        <w:rPr>
-          <w:lang w:val="vi-VN"/>
-        </w:rPr>
-        <w:t xml:space="preserve">được </w:t>
-      </w:r>
-      <w:r>
-        <w:rPr>
-          <w:lang w:val="vi-VN"/>
-        </w:rPr>
-        <w:t xml:space="preserve">sử dụng là bộ </w:t>
+        <w:t xml:space="preserve">Dữ liệu được sử dụng là bộ </w:t>
       </w:r>
       <w:r>
         <w:rPr>
@@ -6090,23 +6079,7 @@
           <w:bCs/>
           <w:lang w:val="vi-VN"/>
         </w:rPr>
-        <w:t>Đường dẫn mã nguồn (</w:t>
-      </w:r>
-      <w:r>
-        <w:rPr>
-          <w:b/>
-          <w:bCs/>
-          <w:lang w:val="vi-VN"/>
-        </w:rPr>
-        <w:t>GitHub</w:t>
-      </w:r>
-      <w:r>
-        <w:rPr>
-          <w:b/>
-          <w:bCs/>
-          <w:lang w:val="vi-VN"/>
-        </w:rPr>
-        <w:t>):</w:t>
+        <w:t>Đường dẫn mã nguồn (GitHub):</w:t>
       </w:r>
       <w:r>
         <w:rPr>
@@ -6145,13 +6118,7 @@
         <w:rPr>
           <w:lang w:val="vi-VN"/>
         </w:rPr>
-        <w:t>V</w:t>
-      </w:r>
-      <w:r>
-        <w:rPr>
-          <w:lang w:val="vi-VN"/>
-        </w:rPr>
-        <w:t>iệc lựa chọn bộ dữ liệu nguồn mở Instacart thay vì tự thu thập (crawl) dữ liệu từ thực tế xuất phát từ tính chất bảo mật đặc thù của ngành bán lẻ. Thông tin về lịch sử giao dịch và giỏ hàng của khách hàng là dữ liệu cốt lõi được các hệ thống siêu thị, chuỗi cửa hàng bảo mật tuyệt đối. Các doanh nghiệp không bao giờ công khai loại dữ liệu này ra bên ngoài nhằm bảo vệ quyền riêng tư của người tiêu dùng và duy trì lợi thế cạnh tranh thương mại. Do đó, việc tự thu thập một tập dữ liệu giao dịch đủ lớn, có tính liên kết chuỗi thời gian và phản ánh đúng thực tiễn bằng các phương pháp thông thường (như crawl web) là điều hoàn toàn bất khả thi. Việc Instacart minh bạch hóa một phần cơ sở dữ liệu nội bộ của họ đã cung cấp một nguồn tài nguyên vô giá, cho phép nhóm nghiên cứu thực thi các thuật toán trên một bài toán Big Data mang tầm cỡ công nghiệp thực thụ.</w:t>
+        <w:t>Việc lựa chọn bộ dữ liệu nguồn mở Instacart thay vì tự thu thập (crawl) dữ liệu từ thực tế xuất phát từ tính chất bảo mật đặc thù của ngành bán lẻ. Thông tin về lịch sử giao dịch và giỏ hàng của khách hàng là dữ liệu cốt lõi được các hệ thống siêu thị, chuỗi cửa hàng bảo mật tuyệt đối. Các doanh nghiệp không bao giờ công khai loại dữ liệu này ra bên ngoài nhằm bảo vệ quyền riêng tư của người tiêu dùng và duy trì lợi thế cạnh tranh thương mại. Do đó, việc tự thu thập một tập dữ liệu giao dịch đủ lớn, có tính liên kết chuỗi thời gian và phản ánh đúng thực tiễn bằng các phương pháp thông thường (như crawl web) là điều hoàn toàn bất khả thi. Việc Instacart minh bạch hóa một phần cơ sở dữ liệu nội bộ của họ đã cung cấp một nguồn tài nguyên vô giá, cho phép nhóm nghiên cứu thực thi các thuật toán trên một bài toán Big Data mang tầm cỡ công nghiệp thực thụ.</w:t>
       </w:r>
     </w:p>
     <w:p>
@@ -6960,43 +6927,7 @@
         <w:rPr>
           <w:lang w:val="vi-VN"/>
         </w:rPr>
-        <w:t> </w:t>
-      </w:r>
-      <w:r>
-        <w:rPr>
-          <w:lang w:val="vi-VN"/>
-        </w:rPr>
-        <w:t xml:space="preserve"> </w:t>
-      </w:r>
-      <w:r>
-        <w:rPr>
-          <w:lang w:val="vi-VN"/>
-        </w:rPr>
-        <w:t xml:space="preserve">Chuối (Bananas), Chuối hữu cơ (Organic Bananas) và </w:t>
-      </w:r>
-      <w:r>
-        <w:rPr>
-          <w:lang w:val="vi-VN"/>
-        </w:rPr>
-        <w:t>Dâu hữu cơ</w:t>
-      </w:r>
-      <w:r>
-        <w:rPr>
-          <w:lang w:val="vi-VN"/>
-        </w:rPr>
-        <w:t xml:space="preserve"> (</w:t>
-      </w:r>
-      <w:r>
-        <w:rPr>
-          <w:lang w:val="vi-VN"/>
-        </w:rPr>
-        <w:t>Organic Strawberries</w:t>
-      </w:r>
-      <w:r>
-        <w:rPr>
-          <w:lang w:val="vi-VN"/>
-        </w:rPr>
-        <w:t>) luôn nằm trong top các sản phẩm xuất hiện nhiều nhất trong mọi giỏ hàng.</w:t>
+        <w:t>  Chuối (Bananas), Chuối hữu cơ (Organic Bananas) và Dâu hữu cơ (Organic Strawberries) luôn nằm trong top các sản phẩm xuất hiện nhiều nhất trong mọi giỏ hàng.</w:t>
       </w:r>
     </w:p>
     <w:p>
@@ -7294,13 +7225,7 @@
         <w:rPr>
           <w:lang w:val="vi-VN"/>
         </w:rPr>
-        <w:t>Ban đêm (từ 00:00 đến 06:00) lượng đơn hàng rất thấp. Điều này cho thấy khách hàng thường đặt hàng vào ban ngày để nhận trong ngày hoặc sáng sớm hôm sau.</w:t>
-      </w:r>
-      <w:r>
-        <w:rPr>
-          <w:lang w:val="vi-VN"/>
-        </w:rPr>
-        <w:t xml:space="preserve"> Đạt đỉnh điểm lên tới 271 885 đơn hàng chỉ trong một giờ.</w:t>
+        <w:t>Ban đêm (từ 00:00 đến 06:00) lượng đơn hàng rất thấp. Điều này cho thấy khách hàng thường đặt hàng vào ban ngày để nhận trong ngày hoặc sáng sớm hôm sau. Đạt đỉnh điểm lên tới 271 885 đơn hàng chỉ trong một giờ.</w:t>
       </w:r>
     </w:p>
     <w:p>
@@ -7440,16 +7365,7 @@
         <w:t>Theo ngày trong tuần:</w:t>
       </w:r>
       <w:r>
-        <w:t xml:space="preserve"> Lượng đơn đặt hàng tăng đột biến vào ngày cuối tuần</w:t>
-      </w:r>
-      <w:r>
-        <w:t xml:space="preserve"> và đầu tuần.</w:t>
-      </w:r>
-      <w:r>
-        <w:t xml:space="preserve"> Giữa tuần ghi nhận sự sụt giảm, phù hợp với thói quen mua sắm tích trữ cho cả tuần vào ngày nghỉ của phần lớn gia đình.</w:t>
-      </w:r>
-      <w:r>
-        <w:t xml:space="preserve"> Đỉnh điểm lên tới 557 772 đơn hàng chỉ trong một ngày cuối tuần.</w:t>
+        <w:t xml:space="preserve"> Lượng đơn đặt hàng tăng đột biến vào ngày cuối tuần và đầu tuần. Giữa tuần ghi nhận sự sụt giảm, phù hợp với thói quen mua sắm tích trữ cho cả tuần vào ngày nghỉ của phần lớn gia đình. Đỉnh điểm lên tới 557 772 đơn hàng chỉ trong một ngày cuối tuần.</w:t>
       </w:r>
     </w:p>
     <w:p>
@@ -7813,13 +7729,7 @@
         <w:rPr>
           <w:lang w:val="vi-VN"/>
         </w:rPr>
-        <w:t> (Nếu khách hàng mua tập sản phẩm A thì có xu hướng mua tập sản phẩm B). Các chỉ số đánh giá quan trọng bao gồm:</w:t>
-      </w:r>
-      <w:r>
-        <w:rPr>
-          <w:lang w:val="vi-VN"/>
-        </w:rPr>
-        <w:t xml:space="preserve"> Support, C</w:t>
+        <w:t> (Nếu khách hàng mua tập sản phẩm A thì có xu hướng mua tập sản phẩm B). Các chỉ số đánh giá quan trọng bao gồm: Support, C</w:t>
       </w:r>
       <w:r>
         <w:t>onfidence và Lift.</w:t>
@@ -8157,19 +8067,7 @@
                 <w:rPr>
                   <w:rFonts w:ascii="Cambria Math" w:hAnsi="Cambria Math"/>
                 </w:rPr>
-                <m:t>Confidence(A</m:t>
-              </m:r>
-              <m:r>
-                <w:rPr>
-                  <w:rFonts w:ascii="Cambria Math" w:hAnsi="Cambria Math"/>
-                </w:rPr>
-                <m:t>→</m:t>
-              </m:r>
-              <m:r>
-                <w:rPr>
-                  <w:rFonts w:ascii="Cambria Math" w:hAnsi="Cambria Math"/>
-                </w:rPr>
-                <m:t>B)</m:t>
+                <m:t>Confidence(A→B)</m:t>
               </m:r>
             </m:num>
             <m:den>
@@ -8201,13 +8099,7 @@
           <w:rPr>
             <w:rFonts w:ascii="Cambria Math" w:hAnsi="Cambria Math"/>
           </w:rPr>
-          <m:t>Lift</m:t>
-        </m:r>
-        <m:r>
-          <w:rPr>
-            <w:rFonts w:ascii="Cambria Math" w:hAnsi="Cambria Math"/>
-          </w:rPr>
-          <m:t>&gt;1</m:t>
+          <m:t>Lift&gt;1</m:t>
         </m:r>
       </m:oMath>
       <w:r>
@@ -8235,21 +8127,7 @@
             <w:rFonts w:ascii="Cambria Math" w:hAnsi="Cambria Math"/>
             <w:lang w:val="vi-VN"/>
           </w:rPr>
-          <m:t>Lift</m:t>
-        </m:r>
-        <m:r>
-          <w:rPr>
-            <w:rFonts w:ascii="Cambria Math" w:hAnsi="Cambria Math"/>
-            <w:lang w:val="vi-VN"/>
-          </w:rPr>
-          <m:t>=</m:t>
-        </m:r>
-        <m:r>
-          <w:rPr>
-            <w:rFonts w:ascii="Cambria Math" w:hAnsi="Cambria Math"/>
-            <w:lang w:val="vi-VN"/>
-          </w:rPr>
-          <m:t>1</m:t>
+          <m:t>Lift=1</m:t>
         </m:r>
       </m:oMath>
       <w:r>
@@ -8277,21 +8155,7 @@
             <w:rFonts w:ascii="Cambria Math" w:hAnsi="Cambria Math"/>
             <w:lang w:val="vi-VN"/>
           </w:rPr>
-          <m:t>Lift</m:t>
-        </m:r>
-        <m:r>
-          <w:rPr>
-            <w:rFonts w:ascii="Cambria Math" w:hAnsi="Cambria Math"/>
-            <w:lang w:val="vi-VN"/>
-          </w:rPr>
-          <m:t>&lt;</m:t>
-        </m:r>
-        <m:r>
-          <w:rPr>
-            <w:rFonts w:ascii="Cambria Math" w:hAnsi="Cambria Math"/>
-            <w:lang w:val="vi-VN"/>
-          </w:rPr>
-          <m:t>1</m:t>
+          <m:t>Lift&lt;1</m:t>
         </m:r>
       </m:oMath>
       <w:r>
@@ -8335,25 +8199,7 @@
         <w:rPr>
           <w:lang w:val="vi-VN"/>
         </w:rPr>
-        <w:t xml:space="preserve">Nhóm </w:t>
-      </w:r>
-      <w:r>
-        <w:rPr>
-          <w:lang w:val="vi-VN"/>
-        </w:rPr>
-        <w:t>đã khảo sát và đánh giá 4 thuật toán chính: Apriori, FP-Growth</w:t>
-      </w:r>
-      <w:r>
-        <w:rPr>
-          <w:lang w:val="vi-VN"/>
-        </w:rPr>
-        <w:t xml:space="preserve"> và</w:t>
-      </w:r>
-      <w:r>
-        <w:rPr>
-          <w:lang w:val="vi-VN"/>
-        </w:rPr>
-        <w:t xml:space="preserve"> ECLAT.</w:t>
+        <w:t>Nhóm đã khảo sát và đánh giá 4 thuật toán chính: Apriori, FP-Growth và ECLAT.</w:t>
       </w:r>
     </w:p>
     <w:p>
@@ -9156,31 +9002,7 @@
         <w:rPr>
           <w:lang w:val="vi-VN"/>
         </w:rPr>
-        <w:t xml:space="preserve"> Do giới hạn bộ nhớ RAM, mức min_support được chọn để chạy thực nghiệm khá lớn, dẫn đến số lượng tập phổ biến được tìm thấy rất ít (chỉ có 816 itemsets). Khi không gian kết quả nhỏ, số lượng tập ứng viên (candidates) sinh ra qua các bước lặp của thuật toán Apriori bị cắt tỉa (pruning) cực kỳ nhanh chóng và không đủ lớn để gây ra hiện tượng bùng nổ tổ hợp hay </w:t>
-      </w:r>
-      <w:r>
-        <w:rPr>
-          <w:lang w:val="vi-VN"/>
-        </w:rPr>
-        <w:t>“</w:t>
-      </w:r>
-      <w:r>
-        <w:rPr>
-          <w:lang w:val="vi-VN"/>
-        </w:rPr>
-        <w:t>nghẽn cổ cha</w:t>
-      </w:r>
-      <w:r>
-        <w:rPr>
-          <w:lang w:val="vi-VN"/>
-        </w:rPr>
-        <w:t>i”</w:t>
-      </w:r>
-      <w:r>
-        <w:rPr>
-          <w:lang w:val="vi-VN"/>
-        </w:rPr>
-        <w:t xml:space="preserve"> (bottleneck).</w:t>
+        <w:t> Do giới hạn bộ nhớ RAM, mức min_support được chọn để chạy thực nghiệm khá lớn, dẫn đến số lượng tập phổ biến được tìm thấy rất ít (chỉ có 816 itemsets). Khi không gian kết quả nhỏ, số lượng tập ứng viên (candidates) sinh ra qua các bước lặp của thuật toán Apriori bị cắt tỉa (pruning) cực kỳ nhanh chóng và không đủ lớn để gây ra hiện tượng bùng nổ tổ hợp hay “nghẽn cổ chai” (bottleneck).</w:t>
       </w:r>
     </w:p>
     <w:p>
@@ -9206,19 +9028,7 @@
         <w:rPr>
           <w:lang w:val="vi-VN"/>
         </w:rPr>
-        <w:t> Đặc trưng của thuật toán FP-Growth là phải thực hiện 2 lần quét toàn bộ CSDL và tiêu tốn tài nguyên để xây dựng một cấu trúc dữ liệu dạng đồ thị khá nặng trên RAM gọi là Cây FP (FP-Tree, chứa các node và pointer liên kết phức tạp) trước khi tiến hành khai thác. Khi số lượng luật thực tế cần tìm quá ít, chi phí thời gian bỏ ra để xây</w:t>
-      </w:r>
-      <w:r>
-        <w:rPr>
-          <w:lang w:val="vi-VN"/>
-        </w:rPr>
-        <w:t xml:space="preserve"> dựng</w:t>
-      </w:r>
-      <w:r>
-        <w:rPr>
-          <w:lang w:val="vi-VN"/>
-        </w:rPr>
-        <w:t xml:space="preserve"> cây (tree construction overhead) trở nên dư thừa và thậm chí còn tốn kém thời gian hơn cả việc đếm tần suất trực tiếp của thuật toán Apriori hay dùng phép giao tập hợp của ECLAT.</w:t>
+        <w:t> Đặc trưng của thuật toán FP-Growth là phải thực hiện 2 lần quét toàn bộ CSDL và tiêu tốn tài nguyên để xây dựng một cấu trúc dữ liệu dạng đồ thị khá nặng trên RAM gọi là Cây FP (FP-Tree, chứa các node và pointer liên kết phức tạp) trước khi tiến hành khai thác. Khi số lượng luật thực tế cần tìm quá ít, chi phí thời gian bỏ ra để xây dựng cây (tree construction overhead) trở nên dư thừa và thậm chí còn tốn kém thời gian hơn cả việc đếm tần suất trực tiếp của thuật toán Apriori hay dùng phép giao tập hợp của ECLAT.</w:t>
       </w:r>
     </w:p>
     <w:p>
@@ -9238,23 +9048,7 @@
           <w:bCs/>
           <w:lang w:val="vi-VN"/>
         </w:rPr>
-        <w:t>Mức độ tối ưu hóa của thư viện</w:t>
-      </w:r>
-      <w:r>
-        <w:rPr>
-          <w:b/>
-          <w:bCs/>
-          <w:lang w:val="vi-VN"/>
-        </w:rPr>
-        <w:t>:</w:t>
-      </w:r>
-      <w:r>
-        <w:rPr>
-          <w:b/>
-          <w:bCs/>
-          <w:lang w:val="vi-VN"/>
-        </w:rPr>
-        <w:t xml:space="preserve"> </w:t>
+        <w:t xml:space="preserve">Mức độ tối ưu hóa của thư viện: </w:t>
       </w:r>
       <w:r>
         <w:rPr>
@@ -9441,31 +9235,7 @@
         <w:rPr>
           <w:lang w:val="vi-VN"/>
         </w:rPr>
-        <w:t xml:space="preserve"> Biểu đồ Support có đuôi rất dài (Heavy-tailed) và lệch hẳn sang trái. Hầu hết các luật sinh ra có support rất nhỏ (chỉ cỡ 0.01% - 0.1%). Điều này là hoàn toàn logic do không gian mặt hàng (itemspace) của Instacart có đến gần 50,000 sản phẩm, khiến xác suất trùng lắp chính xác của một tập hợp lớn là hiếm. Những luật hiếm hoi có support cao phần lớn đều gắn liền với mặt hàng </w:t>
-      </w:r>
-      <w:r>
-        <w:rPr>
-          <w:lang w:val="vi-VN"/>
-        </w:rPr>
-        <w:t>“</w:t>
-      </w:r>
-      <w:r>
-        <w:rPr>
-          <w:lang w:val="vi-VN"/>
-        </w:rPr>
-        <w:t>Banana</w:t>
-      </w:r>
-      <w:r>
-        <w:rPr>
-          <w:lang w:val="vi-VN"/>
-        </w:rPr>
-        <w:t>”</w:t>
-      </w:r>
-      <w:r>
-        <w:rPr>
-          <w:lang w:val="vi-VN"/>
-        </w:rPr>
-        <w:t>. </w:t>
+        <w:t> Biểu đồ Support có đuôi rất dài (Heavy-tailed) và lệch hẳn sang trái. Hầu hết các luật sinh ra có support rất nhỏ (chỉ cỡ 0.01% - 0.1%). Điều này là hoàn toàn logic do không gian mặt hàng (itemspace) của Instacart có đến gần 50,000 sản phẩm, khiến xác suất trùng lắp chính xác của một tập hợp lớn là hiếm. Những luật hiếm hoi có support cao phần lớn đều gắn liền với mặt hàng “Banana”. </w:t>
       </w:r>
     </w:p>
     <w:p>
@@ -10965,13 +10735,7 @@
                 <w:rPr>
                   <w:rFonts w:ascii="Cambria Math" w:hAnsi="Cambria Math"/>
                 </w:rPr>
-                <m:t>=</m:t>
-              </m:r>
-              <m:r>
-                <w:rPr>
-                  <w:rFonts w:ascii="Cambria Math" w:hAnsi="Cambria Math"/>
-                </w:rPr>
-                <m:t>w</m:t>
+                <m:t>=w</m:t>
               </m:r>
             </m:e>
             <m:sub>
@@ -12205,19 +11969,7 @@
         <w:rPr>
           <w:lang w:val="vi-VN"/>
         </w:rPr>
-        <w:t xml:space="preserve"> </w:t>
-      </w:r>
-      <w:r>
-        <w:rPr>
-          <w:lang w:val="vi-VN"/>
-        </w:rPr>
-        <w:t>Bảng thống kê các luật tiêu biểu theo</w:t>
-      </w:r>
-      <w:r>
-        <w:rPr>
-          <w:lang w:val="vi-VN"/>
-        </w:rPr>
-        <w:t xml:space="preserve"> điểm Weighted Score</w:t>
+        <w:t xml:space="preserve"> Bảng thống kê các luật tiêu biểu theo điểm Weighted Score</w:t>
       </w:r>
       <w:bookmarkEnd w:id="31"/>
     </w:p>
@@ -12240,25 +11992,7 @@
         <w:rPr>
           <w:lang w:val="vi-VN"/>
         </w:rPr>
-        <w:t xml:space="preserve"> C</w:t>
-      </w:r>
-      <w:r>
-        <w:rPr>
-          <w:lang w:val="vi-VN"/>
-        </w:rPr>
-        <w:t>ó thể thấy sự thay đổi rõ rệt trong bảng xếp hạng. Các quy tắc</w:t>
-      </w:r>
-      <w:r>
-        <w:rPr>
-          <w:lang w:val="vi-VN"/>
-        </w:rPr>
-        <w:t xml:space="preserve"> </w:t>
-      </w:r>
-      <w:r>
-        <w:rPr>
-          <w:lang w:val="vi-VN"/>
-        </w:rPr>
-        <w:t xml:space="preserve"> đã nổi lên bề mặt. Điển hình như quy tắc </w:t>
+        <w:t xml:space="preserve"> Có thể thấy sự thay đổi rõ rệt trong bảng xếp hạng. Các quy tắc  đã nổi lên bề mặt. Điển hình như quy tắc </w:t>
       </w:r>
       <w:r>
         <w:rPr>
@@ -12289,25 +12023,7 @@
         <w:rPr>
           <w:lang w:val="vi-VN"/>
         </w:rPr>
-        <w:t> vươn lên top đầu với điểm tổng hợp (Weighted Score) đạt 0.4885, nhờ sự cân bằng hoàn hảo giữa độ phổ biến rộng (Support = 0.0204), khả năng chốt đơn tốt (Confidence = 0.2975) và tính liên kết vững chắc (Lift = 2.5). So với </w:t>
-      </w:r>
-      <w:r>
-        <w:rPr>
-          <w:lang w:val="vi-VN"/>
-        </w:rPr>
-        <w:t>xếp hạng theo các chỉ số thông thường</w:t>
-      </w:r>
-      <w:r>
-        <w:rPr>
-          <w:lang w:val="vi-VN"/>
-        </w:rPr>
-        <w:t>, xếp hạng theo trọng số đã khắc phục triệt để sự chênh lệch thiên vị, giúp hệ thống dung hòa xuất sắc giữa tính phổ biến và tính khám phá</w:t>
-      </w:r>
-      <w:r>
-        <w:rPr>
-          <w:lang w:val="vi-VN"/>
-        </w:rPr>
-        <w:t>.</w:t>
+        <w:t> vươn lên top đầu với điểm tổng hợp (Weighted Score) đạt 0.4885, nhờ sự cân bằng hoàn hảo giữa độ phổ biến rộng (Support = 0.0204), khả năng chốt đơn tốt (Confidence = 0.2975) và tính liên kết vững chắc (Lift = 2.5). So với xếp hạng theo các chỉ số thông thường, xếp hạng theo trọng số đã khắc phục triệt để sự chênh lệch thiên vị, giúp hệ thống dung hòa xuất sắc giữa tính phổ biến và tính khám phá.</w:t>
       </w:r>
     </w:p>
     <w:p>
@@ -13514,43 +13230,7 @@
         <w:rPr>
           <w:lang w:val="vi-VN"/>
         </w:rPr>
-        <w:t xml:space="preserve"> </w:t>
-      </w:r>
-      <w:r>
-        <w:rPr>
-          <w:lang w:val="vi-VN"/>
-        </w:rPr>
-        <w:t xml:space="preserve">Bảng </w:t>
-      </w:r>
-      <w:r>
-        <w:rPr>
-          <w:lang w:val="vi-VN"/>
-        </w:rPr>
-        <w:t xml:space="preserve">thống kê </w:t>
-      </w:r>
-      <w:r>
-        <w:rPr>
-          <w:lang w:val="vi-VN"/>
-        </w:rPr>
-        <w:t>luật</w:t>
-      </w:r>
-      <w:r>
-        <w:rPr>
-          <w:lang w:val="vi-VN"/>
-        </w:rPr>
-        <w:t xml:space="preserve"> phân bổ</w:t>
-      </w:r>
-      <w:r>
-        <w:rPr>
-          <w:lang w:val="vi-VN"/>
-        </w:rPr>
-        <w:t xml:space="preserve"> theo</w:t>
-      </w:r>
-      <w:r>
-        <w:rPr>
-          <w:lang w:val="vi-VN"/>
-        </w:rPr>
-        <w:t xml:space="preserve"> giờ mua</w:t>
+        <w:t xml:space="preserve"> Bảng thống kê luật phân bổ theo giờ mua</w:t>
       </w:r>
       <w:bookmarkEnd w:id="34"/>
     </w:p>
@@ -13570,19 +13250,7 @@
         <w:rPr>
           <w:lang w:val="vi-VN"/>
         </w:rPr>
-        <w:t> Qua quan sát</w:t>
-      </w:r>
-      <w:r>
-        <w:rPr>
-          <w:lang w:val="vi-VN"/>
-        </w:rPr>
-        <w:t xml:space="preserve"> biểu đồ và bảng </w:t>
-      </w:r>
-      <w:r>
-        <w:rPr>
-          <w:lang w:val="vi-VN"/>
-        </w:rPr>
-        <w:t>time_aware_rules, ta thấy cùng một quy tắc </w:t>
+        <w:t> Qua quan sát biểu đồ và bảng time_aware_rules, ta thấy cùng một quy tắc </w:t>
       </w:r>
       <m:oMath>
         <m:r>
@@ -13668,19 +13336,7 @@
           <w:lang w:val="vi-VN"/>
         </w:rPr>
         <w:lastRenderedPageBreak/>
-        <w:t>từ trạng thái tĩnh</w:t>
-      </w:r>
-      <w:r>
-        <w:rPr>
-          <w:lang w:val="vi-VN"/>
-        </w:rPr>
-        <w:t xml:space="preserve"> </w:t>
-      </w:r>
-      <w:r>
-        <w:rPr>
-          <w:lang w:val="vi-VN"/>
-        </w:rPr>
-        <w:t>sang trạng thái nhận thức ngữ cảnh (Context-aware). Nhờ đó, Recommender System có thể linh hoạt ưu tiên hiển thị những luật mạnh nhất tương ứng với thời điểm khách hàng đang truy cập (Current Session Time), làm tăng mạnh xác suất nhấp chuột vào sản phẩm gợi ý.</w:t>
+        <w:t>từ trạng thái tĩnh sang trạng thái nhận thức ngữ cảnh (Context-aware). Nhờ đó, Recommender System có thể linh hoạt ưu tiên hiển thị những luật mạnh nhất tương ứng với thời điểm khách hàng đang truy cập (Current Session Time), làm tăng mạnh xác suất nhấp chuột vào sản phẩm gợi ý.</w:t>
       </w:r>
     </w:p>
     <w:p>
@@ -14728,7 +14384,7 @@
         </w:rPr>
         <w:lastRenderedPageBreak/>
         <w:drawing>
-          <wp:inline distT="0" distB="0" distL="0" distR="0" wp14:anchorId="6B394DE1" wp14:editId="6B044659">
+          <wp:inline distT="0" distB="0" distL="0" distR="0" wp14:anchorId="6B394DE1" wp14:editId="376939B4">
             <wp:extent cx="2520000" cy="2155086"/>
             <wp:effectExtent l="0" t="0" r="0" b="0"/>
             <wp:docPr id="1589960233" name="Picture 12"/>
@@ -14783,7 +14439,7 @@
           <w:noProof/>
         </w:rPr>
         <w:drawing>
-          <wp:inline distT="0" distB="0" distL="0" distR="0" wp14:anchorId="4956F87F" wp14:editId="2B52C758">
+          <wp:inline distT="0" distB="0" distL="0" distR="0" wp14:anchorId="4956F87F" wp14:editId="3D7B1F36">
             <wp:extent cx="2520000" cy="2155086"/>
             <wp:effectExtent l="0" t="0" r="0" b="0"/>
             <wp:docPr id="1543170448" name="Picture 13"/>
@@ -14883,13 +14539,7 @@
         <w:t xml:space="preserve"> </w:t>
       </w:r>
       <w:r>
-        <w:t xml:space="preserve">Biểu đồ kiểm chứng chỉ số </w:t>
-      </w:r>
-      <w:r>
-        <w:t>Confidence và Lif</w:t>
-      </w:r>
-      <w:r>
-        <w:t>t trên tập prior và train</w:t>
+        <w:t>Biểu đồ kiểm chứng chỉ số Confidence và Lift trên tập prior và train</w:t>
       </w:r>
       <w:bookmarkEnd w:id="38"/>
     </w:p>
@@ -14930,13 +14580,7 @@
           <w:rPr>
             <w:rFonts w:ascii="Cambria Math" w:hAnsi="Cambria Math"/>
           </w:rPr>
-          <m:t>⇒</m:t>
-        </m:r>
-        <m:r>
-          <w:rPr>
-            <w:rFonts w:ascii="Cambria Math" w:hAnsi="Cambria Math"/>
-          </w:rPr>
-          <m:t xml:space="preserve"> </m:t>
+          <m:t xml:space="preserve">⇒ </m:t>
         </m:r>
       </m:oMath>
       <w:r>
@@ -15106,6 +14750,9 @@
         <w:jc w:val="center"/>
       </w:pPr>
       <w:r>
+        <w:rPr>
+          <w:noProof/>
+        </w:rPr>
         <w:drawing>
           <wp:inline distT="0" distB="0" distL="0" distR="0" wp14:anchorId="11912F85" wp14:editId="076C2B4E">
             <wp:extent cx="5284800" cy="2640295"/>
@@ -15312,6 +14959,7 @@
       </w:pPr>
       <w:r>
         <w:rPr>
+          <w:noProof/>
           <w:lang w:val="vi-VN"/>
         </w:rPr>
         <w:drawing>
@@ -15457,6 +15105,7 @@
       </w:pPr>
       <w:r>
         <w:rPr>
+          <w:noProof/>
           <w:lang w:val="vi-VN"/>
         </w:rPr>
         <w:drawing>
@@ -15560,7 +15209,7 @@
         <w:br w:type="page"/>
       </w:r>
     </w:p>
-    <w:bookmarkEnd w:id="5" w:displacedByCustomXml="next"/>
+    <w:bookmarkEnd w:id="6" w:displacedByCustomXml="next"/>
     <w:bookmarkStart w:id="46" w:name="_Toc229687381" w:displacedByCustomXml="next"/>
     <w:sdt>
       <w:sdtPr>
@@ -15742,7 +15391,7 @@
 </file>
 
 <file path=word/endnotes.xml><?xml version="1.0" encoding="utf-8"?>
-<w:endnotes xmlns:wpc="http://schemas.microsoft.com/office/word/2010/wordprocessingCanvas" xmlns:cx="http://schemas.microsoft.com/office/drawing/2014/chartex" xmlns:cx1="http://schemas.microsoft.com/office/drawing/2015/9/8/chartex" xmlns:cx2="http://schemas.microsoft.com/office/drawing/2015/10/21/chartex" xmlns:cx3="http://schemas.microsoft.com/office/drawing/2016/5/9/chartex" xmlns:cx4="http://schemas.microsoft.com/office/drawing/2016/5/10/chartex" xmlns:cx5="http://schemas.microsoft.com/office/drawing/2016/5/11/chartex" xmlns:cx6="http://schemas.microsoft.com/office/drawing/2016/5/12/chartex" xmlns:cx7="http://schemas.microsoft.com/office/drawing/2016/5/13/chartex" xmlns:cx8="http://schemas.microsoft.com/office/drawing/2016/5/14/chartex" xmlns:mc="http://schemas.openxmlformats.org/markup-compatibility/2006" xmlns:aink="http://schemas.microsoft.com/office/drawing/2016/ink" xmlns:am3d="http://schemas.microsoft.com/office/drawing/2017/model3d" xmlns:o="urn:schemas-microsoft-com:office:office" xmlns:oel="http://schemas.microsoft.com/office/2019/extlst" xmlns:r="http://schemas.openxmlformats.org/officeDocument/2006/relationships" xmlns:m="http://schemas.openxmlformats.org/officeDocument/2006/math" xmlns:v="urn:schemas-microsoft-com:vml" xmlns:wp14="http://schemas.microsoft.com/office/word/2010/wordprocessingDrawing" xmlns:wp="http://schemas.openxmlformats.org/drawingml/2006/wordprocessingDrawing" xmlns:w10="urn:schemas-microsoft-com:office:word" xmlns:w="http://schemas.openxmlformats.org/wordprocessingml/2006/main" xmlns:w14="http://schemas.microsoft.com/office/word/2010/wordml" xmlns:w15="http://schemas.microsoft.com/office/word/2012/wordml" xmlns:w16cex="http://schemas.microsoft.com/office/word/2018/wordml/cex" xmlns:w16cid="http://schemas.microsoft.com/office/word/2016/wordml/cid" xmlns:w16="http://schemas.microsoft.com/office/word/2018/wordml" xmlns:w16du="http://schemas.microsoft.com/office/word/2023/wordml/word16du" xmlns:w16sdtdh="http://schemas.microsoft.com/office/word/2020/wordml/sdtdatahash" xmlns:w16sdtfl="http://schemas.microsoft.com/office/word/2024/wordml/sdtformatlock" xmlns:w16se="http://schemas.microsoft.com/office/word/2015/wordml/symex" xmlns:wpg="http://schemas.microsoft.com/office/word/2010/wordprocessingGroup" xmlns:wpi="http://schemas.microsoft.com/office/word/2010/wordprocessingInk" xmlns:wne="http://schemas.microsoft.com/office/word/2006/wordml" xmlns:wps="http://schemas.microsoft.com/office/word/2010/wordprocessingShape" mc:Ignorable="w14 w15 w16se w16cid w16 w16cex w16sdtdh w16sdtfl w16du wp14">
+<w:endnotes xmlns:wpc="http://schemas.microsoft.com/office/word/2010/wordprocessingCanvas" xmlns:cx="http://schemas.microsoft.com/office/drawing/2014/chartex" xmlns:cx1="http://schemas.microsoft.com/office/drawing/2015/9/8/chartex" xmlns:cx2="http://schemas.microsoft.com/office/drawing/2015/10/21/chartex" xmlns:cx3="http://schemas.microsoft.com/office/drawing/2016/5/9/chartex" xmlns:cx4="http://schemas.microsoft.com/office/drawing/2016/5/10/chartex" xmlns:cx5="http://schemas.microsoft.com/office/drawing/2016/5/11/chartex" xmlns:cx6="http://schemas.microsoft.com/office/drawing/2016/5/12/chartex" xmlns:cx7="http://schemas.microsoft.com/office/drawing/2016/5/13/chartex" xmlns:cx8="http://schemas.microsoft.com/office/drawing/2016/5/14/chartex" xmlns:mc="http://schemas.openxmlformats.org/markup-compatibility/2006" xmlns:aink="http://schemas.microsoft.com/office/drawing/2016/ink" xmlns:am3d="http://schemas.microsoft.com/office/drawing/2017/model3d" xmlns:o="urn:schemas-microsoft-com:office:office" xmlns:oel="http://schemas.microsoft.com/office/2019/extlst" xmlns:r="http://schemas.openxmlformats.org/officeDocument/2006/relationships" xmlns:m="http://schemas.openxmlformats.org/officeDocument/2006/math" xmlns:v="urn:schemas-microsoft-com:vml" xmlns:wp14="http://schemas.microsoft.com/office/word/2010/wordprocessingDrawing" xmlns:wp="http://schemas.openxmlformats.org/drawingml/2006/wordprocessingDrawing" xmlns:w10="urn:schemas-microsoft-com:office:word" xmlns:w="http://schemas.openxmlformats.org/wordprocessingml/2006/main" xmlns:w14="http://schemas.microsoft.com/office/word/2010/wordml" xmlns:w15="http://schemas.microsoft.com/office/word/2012/wordml" xmlns:w16cex="http://schemas.microsoft.com/office/word/2018/wordml/cex" xmlns:w16cid="http://schemas.microsoft.com/office/word/2016/wordml/cid" xmlns:w16="http://schemas.microsoft.com/office/word/2018/wordml" xmlns:w16du="http://schemas.microsoft.com/office/word/2023/wordml/word16du" xmlns:w16sdtdh="http://schemas.microsoft.com/office/word/2020/wordml/sdtdatahash" xmlns:w16se="http://schemas.microsoft.com/office/word/2015/wordml/symex" xmlns:wpg="http://schemas.microsoft.com/office/word/2010/wordprocessingGroup" xmlns:wpi="http://schemas.microsoft.com/office/word/2010/wordprocessingInk" xmlns:wne="http://schemas.microsoft.com/office/word/2006/wordml" xmlns:wps="http://schemas.microsoft.com/office/word/2010/wordprocessingShape" mc:Ignorable="w14 w15 w16se w16cid w16 w16cex w16sdtdh w16du wp14">
   <w:endnote w:type="separator" w:id="-1">
     <w:p>
       <w:r>
@@ -15764,7 +15413,7 @@
 </file>
 
 <file path=word/footnotes.xml><?xml version="1.0" encoding="utf-8"?>
-<w:footnotes xmlns:wpc="http://schemas.microsoft.com/office/word/2010/wordprocessingCanvas" xmlns:cx="http://schemas.microsoft.com/office/drawing/2014/chartex" xmlns:cx1="http://schemas.microsoft.com/office/drawing/2015/9/8/chartex" xmlns:cx2="http://schemas.microsoft.com/office/drawing/2015/10/21/chartex" xmlns:cx3="http://schemas.microsoft.com/office/drawing/2016/5/9/chartex" xmlns:cx4="http://schemas.microsoft.com/office/drawing/2016/5/10/chartex" xmlns:cx5="http://schemas.microsoft.com/office/drawing/2016/5/11/chartex" xmlns:cx6="http://schemas.microsoft.com/office/drawing/2016/5/12/chartex" xmlns:cx7="http://schemas.microsoft.com/office/drawing/2016/5/13/chartex" xmlns:cx8="http://schemas.microsoft.com/office/drawing/2016/5/14/chartex" xmlns:mc="http://schemas.openxmlformats.org/markup-compatibility/2006" xmlns:aink="http://schemas.microsoft.com/office/drawing/2016/ink" xmlns:am3d="http://schemas.microsoft.com/office/drawing/2017/model3d" xmlns:o="urn:schemas-microsoft-com:office:office" xmlns:oel="http://schemas.microsoft.com/office/2019/extlst" xmlns:r="http://schemas.openxmlformats.org/officeDocument/2006/relationships" xmlns:m="http://schemas.openxmlformats.org/officeDocument/2006/math" xmlns:v="urn:schemas-microsoft-com:vml" xmlns:wp14="http://schemas.microsoft.com/office/word/2010/wordprocessingDrawing" xmlns:wp="http://schemas.openxmlformats.org/drawingml/2006/wordprocessingDrawing" xmlns:w10="urn:schemas-microsoft-com:office:word" xmlns:w="http://schemas.openxmlformats.org/wordprocessingml/2006/main" xmlns:w14="http://schemas.microsoft.com/office/word/2010/wordml" xmlns:w15="http://schemas.microsoft.com/office/word/2012/wordml" xmlns:w16cex="http://schemas.microsoft.com/office/word/2018/wordml/cex" xmlns:w16cid="http://schemas.microsoft.com/office/word/2016/wordml/cid" xmlns:w16="http://schemas.microsoft.com/office/word/2018/wordml" xmlns:w16du="http://schemas.microsoft.com/office/word/2023/wordml/word16du" xmlns:w16sdtdh="http://schemas.microsoft.com/office/word/2020/wordml/sdtdatahash" xmlns:w16sdtfl="http://schemas.microsoft.com/office/word/2024/wordml/sdtformatlock" xmlns:w16se="http://schemas.microsoft.com/office/word/2015/wordml/symex" xmlns:wpg="http://schemas.microsoft.com/office/word/2010/wordprocessingGroup" xmlns:wpi="http://schemas.microsoft.com/office/word/2010/wordprocessingInk" xmlns:wne="http://schemas.microsoft.com/office/word/2006/wordml" xmlns:wps="http://schemas.microsoft.com/office/word/2010/wordprocessingShape" mc:Ignorable="w14 w15 w16se w16cid w16 w16cex w16sdtdh w16sdtfl w16du wp14">
+<w:footnotes xmlns:wpc="http://schemas.microsoft.com/office/word/2010/wordprocessingCanvas" xmlns:cx="http://schemas.microsoft.com/office/drawing/2014/chartex" xmlns:cx1="http://schemas.microsoft.com/office/drawing/2015/9/8/chartex" xmlns:cx2="http://schemas.microsoft.com/office/drawing/2015/10/21/chartex" xmlns:cx3="http://schemas.microsoft.com/office/drawing/2016/5/9/chartex" xmlns:cx4="http://schemas.microsoft.com/office/drawing/2016/5/10/chartex" xmlns:cx5="http://schemas.microsoft.com/office/drawing/2016/5/11/chartex" xmlns:cx6="http://schemas.microsoft.com/office/drawing/2016/5/12/chartex" xmlns:cx7="http://schemas.microsoft.com/office/drawing/2016/5/13/chartex" xmlns:cx8="http://schemas.microsoft.com/office/drawing/2016/5/14/chartex" xmlns:mc="http://schemas.openxmlformats.org/markup-compatibility/2006" xmlns:aink="http://schemas.microsoft.com/office/drawing/2016/ink" xmlns:am3d="http://schemas.microsoft.com/office/drawing/2017/model3d" xmlns:o="urn:schemas-microsoft-com:office:office" xmlns:oel="http://schemas.microsoft.com/office/2019/extlst" xmlns:r="http://schemas.openxmlformats.org/officeDocument/2006/relationships" xmlns:m="http://schemas.openxmlformats.org/officeDocument/2006/math" xmlns:v="urn:schemas-microsoft-com:vml" xmlns:wp14="http://schemas.microsoft.com/office/word/2010/wordprocessingDrawing" xmlns:wp="http://schemas.openxmlformats.org/drawingml/2006/wordprocessingDrawing" xmlns:w10="urn:schemas-microsoft-com:office:word" xmlns:w="http://schemas.openxmlformats.org/wordprocessingml/2006/main" xmlns:w14="http://schemas.microsoft.com/office/word/2010/wordml" xmlns:w15="http://schemas.microsoft.com/office/word/2012/wordml" xmlns:w16cex="http://schemas.microsoft.com/office/word/2018/wordml/cex" xmlns:w16cid="http://schemas.microsoft.com/office/word/2016/wordml/cid" xmlns:w16="http://schemas.microsoft.com/office/word/2018/wordml" xmlns:w16du="http://schemas.microsoft.com/office/word/2023/wordml/word16du" xmlns:w16sdtdh="http://schemas.microsoft.com/office/word/2020/wordml/sdtdatahash" xmlns:w16se="http://schemas.microsoft.com/office/word/2015/wordml/symex" xmlns:wpg="http://schemas.microsoft.com/office/word/2010/wordprocessingGroup" xmlns:wpi="http://schemas.microsoft.com/office/word/2010/wordprocessingInk" xmlns:wne="http://schemas.microsoft.com/office/word/2006/wordml" xmlns:wps="http://schemas.microsoft.com/office/word/2010/wordprocessingShape" mc:Ignorable="w14 w15 w16se w16cid w16 w16cex w16sdtdh w16du wp14">
   <w:footnote w:type="separator" w:id="-1">
     <w:p>
       <w:r>
@@ -15786,7 +15435,7 @@
 </file>
 
 <file path=word/header1.xml><?xml version="1.0" encoding="utf-8"?>
-<w:hdr xmlns:wpc="http://schemas.microsoft.com/office/word/2010/wordprocessingCanvas" xmlns:cx="http://schemas.microsoft.com/office/drawing/2014/chartex" xmlns:cx1="http://schemas.microsoft.com/office/drawing/2015/9/8/chartex" xmlns:cx2="http://schemas.microsoft.com/office/drawing/2015/10/21/chartex" xmlns:cx3="http://schemas.microsoft.com/office/drawing/2016/5/9/chartex" xmlns:cx4="http://schemas.microsoft.com/office/drawing/2016/5/10/chartex" xmlns:cx5="http://schemas.microsoft.com/office/drawing/2016/5/11/chartex" xmlns:cx6="http://schemas.microsoft.com/office/drawing/2016/5/12/chartex" xmlns:cx7="http://schemas.microsoft.com/office/drawing/2016/5/13/chartex" xmlns:cx8="http://schemas.microsoft.com/office/drawing/2016/5/14/chartex" xmlns:mc="http://schemas.openxmlformats.org/markup-compatibility/2006" xmlns:aink="http://schemas.microsoft.com/office/drawing/2016/ink" xmlns:am3d="http://schemas.microsoft.com/office/drawing/2017/model3d" xmlns:o="urn:schemas-microsoft-com:office:office" xmlns:oel="http://schemas.microsoft.com/office/2019/extlst" xmlns:r="http://schemas.openxmlformats.org/officeDocument/2006/relationships" xmlns:m="http://schemas.openxmlformats.org/officeDocument/2006/math" xmlns:v="urn:schemas-microsoft-com:vml" xmlns:wp14="http://schemas.microsoft.com/office/word/2010/wordprocessingDrawing" xmlns:wp="http://schemas.openxmlformats.org/drawingml/2006/wordprocessingDrawing" xmlns:w10="urn:schemas-microsoft-com:office:word" xmlns:w="http://schemas.openxmlformats.org/wordprocessingml/2006/main" xmlns:w14="http://schemas.microsoft.com/office/word/2010/wordml" xmlns:w15="http://schemas.microsoft.com/office/word/2012/wordml" xmlns:w16cex="http://schemas.microsoft.com/office/word/2018/wordml/cex" xmlns:w16cid="http://schemas.microsoft.com/office/word/2016/wordml/cid" xmlns:w16="http://schemas.microsoft.com/office/word/2018/wordml" xmlns:w16du="http://schemas.microsoft.com/office/word/2023/wordml/word16du" xmlns:w16sdtdh="http://schemas.microsoft.com/office/word/2020/wordml/sdtdatahash" xmlns:w16sdtfl="http://schemas.microsoft.com/office/word/2024/wordml/sdtformatlock" xmlns:w16se="http://schemas.microsoft.com/office/word/2015/wordml/symex" xmlns:wpg="http://schemas.microsoft.com/office/word/2010/wordprocessingGroup" xmlns:wpi="http://schemas.microsoft.com/office/word/2010/wordprocessingInk" xmlns:wne="http://schemas.microsoft.com/office/word/2006/wordml" xmlns:wps="http://schemas.microsoft.com/office/word/2010/wordprocessingShape" mc:Ignorable="w14 w15 w16se w16cid w16 w16cex w16sdtdh w16sdtfl w16du wp14">
+<w:hdr xmlns:wpc="http://schemas.microsoft.com/office/word/2010/wordprocessingCanvas" xmlns:cx="http://schemas.microsoft.com/office/drawing/2014/chartex" xmlns:cx1="http://schemas.microsoft.com/office/drawing/2015/9/8/chartex" xmlns:cx2="http://schemas.microsoft.com/office/drawing/2015/10/21/chartex" xmlns:cx3="http://schemas.microsoft.com/office/drawing/2016/5/9/chartex" xmlns:cx4="http://schemas.microsoft.com/office/drawing/2016/5/10/chartex" xmlns:cx5="http://schemas.microsoft.com/office/drawing/2016/5/11/chartex" xmlns:cx6="http://schemas.microsoft.com/office/drawing/2016/5/12/chartex" xmlns:cx7="http://schemas.microsoft.com/office/drawing/2016/5/13/chartex" xmlns:cx8="http://schemas.microsoft.com/office/drawing/2016/5/14/chartex" xmlns:mc="http://schemas.openxmlformats.org/markup-compatibility/2006" xmlns:aink="http://schemas.microsoft.com/office/drawing/2016/ink" xmlns:am3d="http://schemas.microsoft.com/office/drawing/2017/model3d" xmlns:o="urn:schemas-microsoft-com:office:office" xmlns:oel="http://schemas.microsoft.com/office/2019/extlst" xmlns:r="http://schemas.openxmlformats.org/officeDocument/2006/relationships" xmlns:m="http://schemas.openxmlformats.org/officeDocument/2006/math" xmlns:v="urn:schemas-microsoft-com:vml" xmlns:wp14="http://schemas.microsoft.com/office/word/2010/wordprocessingDrawing" xmlns:wp="http://schemas.openxmlformats.org/drawingml/2006/wordprocessingDrawing" xmlns:w10="urn:schemas-microsoft-com:office:word" xmlns:w="http://schemas.openxmlformats.org/wordprocessingml/2006/main" xmlns:w14="http://schemas.microsoft.com/office/word/2010/wordml" xmlns:w15="http://schemas.microsoft.com/office/word/2012/wordml" xmlns:w16cex="http://schemas.microsoft.com/office/word/2018/wordml/cex" xmlns:w16cid="http://schemas.microsoft.com/office/word/2016/wordml/cid" xmlns:w16="http://schemas.microsoft.com/office/word/2018/wordml" xmlns:w16du="http://schemas.microsoft.com/office/word/2023/wordml/word16du" xmlns:w16sdtdh="http://schemas.microsoft.com/office/word/2020/wordml/sdtdatahash" xmlns:w16se="http://schemas.microsoft.com/office/word/2015/wordml/symex" xmlns:wpg="http://schemas.microsoft.com/office/word/2010/wordprocessingGroup" xmlns:wpi="http://schemas.microsoft.com/office/word/2010/wordprocessingInk" xmlns:wne="http://schemas.microsoft.com/office/word/2006/wordml" xmlns:wps="http://schemas.microsoft.com/office/word/2010/wordprocessingShape" mc:Ignorable="w14 w15 w16se w16cid w16 w16cex w16sdtdh w16du wp14">
   <w:p>
     <w:pPr>
       <w:pStyle w:val="Header"/>
@@ -15805,7 +15454,7 @@
 </file>
 
 <file path=word/header2.xml><?xml version="1.0" encoding="utf-8"?>
-<w:hdr xmlns:wpc="http://schemas.microsoft.com/office/word/2010/wordprocessingCanvas" xmlns:cx="http://schemas.microsoft.com/office/drawing/2014/chartex" xmlns:cx1="http://schemas.microsoft.com/office/drawing/2015/9/8/chartex" xmlns:cx2="http://schemas.microsoft.com/office/drawing/2015/10/21/chartex" xmlns:cx3="http://schemas.microsoft.com/office/drawing/2016/5/9/chartex" xmlns:cx4="http://schemas.microsoft.com/office/drawing/2016/5/10/chartex" xmlns:cx5="http://schemas.microsoft.com/office/drawing/2016/5/11/chartex" xmlns:cx6="http://schemas.microsoft.com/office/drawing/2016/5/12/chartex" xmlns:cx7="http://schemas.microsoft.com/office/drawing/2016/5/13/chartex" xmlns:cx8="http://schemas.microsoft.com/office/drawing/2016/5/14/chartex" xmlns:mc="http://schemas.openxmlformats.org/markup-compatibility/2006" xmlns:aink="http://schemas.microsoft.com/office/drawing/2016/ink" xmlns:am3d="http://schemas.microsoft.com/office/drawing/2017/model3d" xmlns:o="urn:schemas-microsoft-com:office:office" xmlns:oel="http://schemas.microsoft.com/office/2019/extlst" xmlns:r="http://schemas.openxmlformats.org/officeDocument/2006/relationships" xmlns:m="http://schemas.openxmlformats.org/officeDocument/2006/math" xmlns:v="urn:schemas-microsoft-com:vml" xmlns:wp14="http://schemas.microsoft.com/office/word/2010/wordprocessingDrawing" xmlns:wp="http://schemas.openxmlformats.org/drawingml/2006/wordprocessingDrawing" xmlns:w10="urn:schemas-microsoft-com:office:word" xmlns:w="http://schemas.openxmlformats.org/wordprocessingml/2006/main" xmlns:w14="http://schemas.microsoft.com/office/word/2010/wordml" xmlns:w15="http://schemas.microsoft.com/office/word/2012/wordml" xmlns:w16cex="http://schemas.microsoft.com/office/word/2018/wordml/cex" xmlns:w16cid="http://schemas.microsoft.com/office/word/2016/wordml/cid" xmlns:w16="http://schemas.microsoft.com/office/word/2018/wordml" xmlns:w16du="http://schemas.microsoft.com/office/word/2023/wordml/word16du" xmlns:w16sdtdh="http://schemas.microsoft.com/office/word/2020/wordml/sdtdatahash" xmlns:w16sdtfl="http://schemas.microsoft.com/office/word/2024/wordml/sdtformatlock" xmlns:w16se="http://schemas.microsoft.com/office/word/2015/wordml/symex" xmlns:wpg="http://schemas.microsoft.com/office/word/2010/wordprocessingGroup" xmlns:wpi="http://schemas.microsoft.com/office/word/2010/wordprocessingInk" xmlns:wne="http://schemas.microsoft.com/office/word/2006/wordml" xmlns:wps="http://schemas.microsoft.com/office/word/2010/wordprocessingShape" mc:Ignorable="w14 w15 w16se w16cid w16 w16cex w16sdtdh w16sdtfl w16du wp14">
+<w:hdr xmlns:wpc="http://schemas.microsoft.com/office/word/2010/wordprocessingCanvas" xmlns:cx="http://schemas.microsoft.com/office/drawing/2014/chartex" xmlns:cx1="http://schemas.microsoft.com/office/drawing/2015/9/8/chartex" xmlns:cx2="http://schemas.microsoft.com/office/drawing/2015/10/21/chartex" xmlns:cx3="http://schemas.microsoft.com/office/drawing/2016/5/9/chartex" xmlns:cx4="http://schemas.microsoft.com/office/drawing/2016/5/10/chartex" xmlns:cx5="http://schemas.microsoft.com/office/drawing/2016/5/11/chartex" xmlns:cx6="http://schemas.microsoft.com/office/drawing/2016/5/12/chartex" xmlns:cx7="http://schemas.microsoft.com/office/drawing/2016/5/13/chartex" xmlns:cx8="http://schemas.microsoft.com/office/drawing/2016/5/14/chartex" xmlns:mc="http://schemas.openxmlformats.org/markup-compatibility/2006" xmlns:aink="http://schemas.microsoft.com/office/drawing/2016/ink" xmlns:am3d="http://schemas.microsoft.com/office/drawing/2017/model3d" xmlns:o="urn:schemas-microsoft-com:office:office" xmlns:oel="http://schemas.microsoft.com/office/2019/extlst" xmlns:r="http://schemas.openxmlformats.org/officeDocument/2006/relationships" xmlns:m="http://schemas.openxmlformats.org/officeDocument/2006/math" xmlns:v="urn:schemas-microsoft-com:vml" xmlns:wp14="http://schemas.microsoft.com/office/word/2010/wordprocessingDrawing" xmlns:wp="http://schemas.openxmlformats.org/drawingml/2006/wordprocessingDrawing" xmlns:w10="urn:schemas-microsoft-com:office:word" xmlns:w="http://schemas.openxmlformats.org/wordprocessingml/2006/main" xmlns:w14="http://schemas.microsoft.com/office/word/2010/wordml" xmlns:w15="http://schemas.microsoft.com/office/word/2012/wordml" xmlns:w16cex="http://schemas.microsoft.com/office/word/2018/wordml/cex" xmlns:w16cid="http://schemas.microsoft.com/office/word/2016/wordml/cid" xmlns:w16="http://schemas.microsoft.com/office/word/2018/wordml" xmlns:w16du="http://schemas.microsoft.com/office/word/2023/wordml/word16du" xmlns:w16sdtdh="http://schemas.microsoft.com/office/word/2020/wordml/sdtdatahash" xmlns:w16se="http://schemas.microsoft.com/office/word/2015/wordml/symex" xmlns:wpg="http://schemas.microsoft.com/office/word/2010/wordprocessingGroup" xmlns:wpi="http://schemas.microsoft.com/office/word/2010/wordprocessingInk" xmlns:wne="http://schemas.microsoft.com/office/word/2006/wordml" xmlns:wps="http://schemas.microsoft.com/office/word/2010/wordprocessingShape" mc:Ignorable="w14 w15 w16se w16cid w16 w16cex w16sdtdh w16du wp14">
   <w:sdt>
     <w:sdtPr>
       <w:id w:val="-1487547156"/>
@@ -15858,7 +15507,7 @@
 </file>
 
 <file path=word/header3.xml><?xml version="1.0" encoding="utf-8"?>
-<w:hdr xmlns:wpc="http://schemas.microsoft.com/office/word/2010/wordprocessingCanvas" xmlns:cx="http://schemas.microsoft.com/office/drawing/2014/chartex" xmlns:cx1="http://schemas.microsoft.com/office/drawing/2015/9/8/chartex" xmlns:cx2="http://schemas.microsoft.com/office/drawing/2015/10/21/chartex" xmlns:cx3="http://schemas.microsoft.com/office/drawing/2016/5/9/chartex" xmlns:cx4="http://schemas.microsoft.com/office/drawing/2016/5/10/chartex" xmlns:cx5="http://schemas.microsoft.com/office/drawing/2016/5/11/chartex" xmlns:cx6="http://schemas.microsoft.com/office/drawing/2016/5/12/chartex" xmlns:cx7="http://schemas.microsoft.com/office/drawing/2016/5/13/chartex" xmlns:cx8="http://schemas.microsoft.com/office/drawing/2016/5/14/chartex" xmlns:mc="http://schemas.openxmlformats.org/markup-compatibility/2006" xmlns:aink="http://schemas.microsoft.com/office/drawing/2016/ink" xmlns:am3d="http://schemas.microsoft.com/office/drawing/2017/model3d" xmlns:o="urn:schemas-microsoft-com:office:office" xmlns:oel="http://schemas.microsoft.com/office/2019/extlst" xmlns:r="http://schemas.openxmlformats.org/officeDocument/2006/relationships" xmlns:m="http://schemas.openxmlformats.org/officeDocument/2006/math" xmlns:v="urn:schemas-microsoft-com:vml" xmlns:wp14="http://schemas.microsoft.com/office/word/2010/wordprocessingDrawing" xmlns:wp="http://schemas.openxmlformats.org/drawingml/2006/wordprocessingDrawing" xmlns:w10="urn:schemas-microsoft-com:office:word" xmlns:w="http://schemas.openxmlformats.org/wordprocessingml/2006/main" xmlns:w14="http://schemas.microsoft.com/office/word/2010/wordml" xmlns:w15="http://schemas.microsoft.com/office/word/2012/wordml" xmlns:w16cex="http://schemas.microsoft.com/office/word/2018/wordml/cex" xmlns:w16cid="http://schemas.microsoft.com/office/word/2016/wordml/cid" xmlns:w16="http://schemas.microsoft.com/office/word/2018/wordml" xmlns:w16du="http://schemas.microsoft.com/office/word/2023/wordml/word16du" xmlns:w16sdtdh="http://schemas.microsoft.com/office/word/2020/wordml/sdtdatahash" xmlns:w16sdtfl="http://schemas.microsoft.com/office/word/2024/wordml/sdtformatlock" xmlns:w16se="http://schemas.microsoft.com/office/word/2015/wordml/symex" xmlns:wpg="http://schemas.microsoft.com/office/word/2010/wordprocessingGroup" xmlns:wpi="http://schemas.microsoft.com/office/word/2010/wordprocessingInk" xmlns:wne="http://schemas.microsoft.com/office/word/2006/wordml" xmlns:wps="http://schemas.microsoft.com/office/word/2010/wordprocessingShape" mc:Ignorable="w14 w15 w16se w16cid w16 w16cex w16sdtdh w16sdtfl w16du wp14">
+<w:hdr xmlns:wpc="http://schemas.microsoft.com/office/word/2010/wordprocessingCanvas" xmlns:cx="http://schemas.microsoft.com/office/drawing/2014/chartex" xmlns:cx1="http://schemas.microsoft.com/office/drawing/2015/9/8/chartex" xmlns:cx2="http://schemas.microsoft.com/office/drawing/2015/10/21/chartex" xmlns:cx3="http://schemas.microsoft.com/office/drawing/2016/5/9/chartex" xmlns:cx4="http://schemas.microsoft.com/office/drawing/2016/5/10/chartex" xmlns:cx5="http://schemas.microsoft.com/office/drawing/2016/5/11/chartex" xmlns:cx6="http://schemas.microsoft.com/office/drawing/2016/5/12/chartex" xmlns:cx7="http://schemas.microsoft.com/office/drawing/2016/5/13/chartex" xmlns:cx8="http://schemas.microsoft.com/office/drawing/2016/5/14/chartex" xmlns:mc="http://schemas.openxmlformats.org/markup-compatibility/2006" xmlns:aink="http://schemas.microsoft.com/office/drawing/2016/ink" xmlns:am3d="http://schemas.microsoft.com/office/drawing/2017/model3d" xmlns:o="urn:schemas-microsoft-com:office:office" xmlns:oel="http://schemas.microsoft.com/office/2019/extlst" xmlns:r="http://schemas.openxmlformats.org/officeDocument/2006/relationships" xmlns:m="http://schemas.openxmlformats.org/officeDocument/2006/math" xmlns:v="urn:schemas-microsoft-com:vml" xmlns:wp14="http://schemas.microsoft.com/office/word/2010/wordprocessingDrawing" xmlns:wp="http://schemas.openxmlformats.org/drawingml/2006/wordprocessingDrawing" xmlns:w10="urn:schemas-microsoft-com:office:word" xmlns:w="http://schemas.openxmlformats.org/wordprocessingml/2006/main" xmlns:w14="http://schemas.microsoft.com/office/word/2010/wordml" xmlns:w15="http://schemas.microsoft.com/office/word/2012/wordml" xmlns:w16cex="http://schemas.microsoft.com/office/word/2018/wordml/cex" xmlns:w16cid="http://schemas.microsoft.com/office/word/2016/wordml/cid" xmlns:w16="http://schemas.microsoft.com/office/word/2018/wordml" xmlns:w16du="http://schemas.microsoft.com/office/word/2023/wordml/word16du" xmlns:w16sdtdh="http://schemas.microsoft.com/office/word/2020/wordml/sdtdatahash" xmlns:w16se="http://schemas.microsoft.com/office/word/2015/wordml/symex" xmlns:wpg="http://schemas.microsoft.com/office/word/2010/wordprocessingGroup" xmlns:wpi="http://schemas.microsoft.com/office/word/2010/wordprocessingInk" xmlns:wne="http://schemas.microsoft.com/office/word/2006/wordml" xmlns:wps="http://schemas.microsoft.com/office/word/2010/wordprocessingShape" mc:Ignorable="w14 w15 w16se w16cid w16 w16cex w16sdtdh w16du wp14">
   <w:sdt>
     <w:sdtPr>
       <w:id w:val="-2026468923"/>
@@ -15926,7 +15575,7 @@
 </file>
 
 <file path=word/numbering.xml><?xml version="1.0" encoding="utf-8"?>
-<w:numbering xmlns:wpc="http://schemas.microsoft.com/office/word/2010/wordprocessingCanvas" xmlns:cx="http://schemas.microsoft.com/office/drawing/2014/chartex" xmlns:cx1="http://schemas.microsoft.com/office/drawing/2015/9/8/chartex" xmlns:cx2="http://schemas.microsoft.com/office/drawing/2015/10/21/chartex" xmlns:cx3="http://schemas.microsoft.com/office/drawing/2016/5/9/chartex" xmlns:cx4="http://schemas.microsoft.com/office/drawing/2016/5/10/chartex" xmlns:cx5="http://schemas.microsoft.com/office/drawing/2016/5/11/chartex" xmlns:cx6="http://schemas.microsoft.com/office/drawing/2016/5/12/chartex" xmlns:cx7="http://schemas.microsoft.com/office/drawing/2016/5/13/chartex" xmlns:cx8="http://schemas.microsoft.com/office/drawing/2016/5/14/chartex" xmlns:mc="http://schemas.openxmlformats.org/markup-compatibility/2006" xmlns:aink="http://schemas.microsoft.com/office/drawing/2016/ink" xmlns:am3d="http://schemas.microsoft.com/office/drawing/2017/model3d" xmlns:o="urn:schemas-microsoft-com:office:office" xmlns:oel="http://schemas.microsoft.com/office/2019/extlst" xmlns:r="http://schemas.openxmlformats.org/officeDocument/2006/relationships" xmlns:m="http://schemas.openxmlformats.org/officeDocument/2006/math" xmlns:v="urn:schemas-microsoft-com:vml" xmlns:wp14="http://schemas.microsoft.com/office/word/2010/wordprocessingDrawing" xmlns:wp="http://schemas.openxmlformats.org/drawingml/2006/wordprocessingDrawing" xmlns:w10="urn:schemas-microsoft-com:office:word" xmlns:w="http://schemas.openxmlformats.org/wordprocessingml/2006/main" xmlns:w14="http://schemas.microsoft.com/office/word/2010/wordml" xmlns:w15="http://schemas.microsoft.com/office/word/2012/wordml" xmlns:w16cex="http://schemas.microsoft.com/office/word/2018/wordml/cex" xmlns:w16cid="http://schemas.microsoft.com/office/word/2016/wordml/cid" xmlns:w16="http://schemas.microsoft.com/office/word/2018/wordml" xmlns:w16du="http://schemas.microsoft.com/office/word/2023/wordml/word16du" xmlns:w16sdtdh="http://schemas.microsoft.com/office/word/2020/wordml/sdtdatahash" xmlns:w16sdtfl="http://schemas.microsoft.com/office/word/2024/wordml/sdtformatlock" xmlns:w16se="http://schemas.microsoft.com/office/word/2015/wordml/symex" xmlns:wpg="http://schemas.microsoft.com/office/word/2010/wordprocessingGroup" xmlns:wpi="http://schemas.microsoft.com/office/word/2010/wordprocessingInk" xmlns:wne="http://schemas.microsoft.com/office/word/2006/wordml" xmlns:wps="http://schemas.microsoft.com/office/word/2010/wordprocessingShape" mc:Ignorable="w14 w15 w16se w16cid w16 w16cex w16sdtdh w16sdtfl w16du wp14">
+<w:numbering xmlns:wpc="http://schemas.microsoft.com/office/word/2010/wordprocessingCanvas" xmlns:cx="http://schemas.microsoft.com/office/drawing/2014/chartex" xmlns:cx1="http://schemas.microsoft.com/office/drawing/2015/9/8/chartex" xmlns:cx2="http://schemas.microsoft.com/office/drawing/2015/10/21/chartex" xmlns:cx3="http://schemas.microsoft.com/office/drawing/2016/5/9/chartex" xmlns:cx4="http://schemas.microsoft.com/office/drawing/2016/5/10/chartex" xmlns:cx5="http://schemas.microsoft.com/office/drawing/2016/5/11/chartex" xmlns:cx6="http://schemas.microsoft.com/office/drawing/2016/5/12/chartex" xmlns:cx7="http://schemas.microsoft.com/office/drawing/2016/5/13/chartex" xmlns:cx8="http://schemas.microsoft.com/office/drawing/2016/5/14/chartex" xmlns:mc="http://schemas.openxmlformats.org/markup-compatibility/2006" xmlns:aink="http://schemas.microsoft.com/office/drawing/2016/ink" xmlns:am3d="http://schemas.microsoft.com/office/drawing/2017/model3d" xmlns:o="urn:schemas-microsoft-com:office:office" xmlns:oel="http://schemas.microsoft.com/office/2019/extlst" xmlns:r="http://schemas.openxmlformats.org/officeDocument/2006/relationships" xmlns:m="http://schemas.openxmlformats.org/officeDocument/2006/math" xmlns:v="urn:schemas-microsoft-com:vml" xmlns:wp14="http://schemas.microsoft.com/office/word/2010/wordprocessingDrawing" xmlns:wp="http://schemas.openxmlformats.org/drawingml/2006/wordprocessingDrawing" xmlns:w10="urn:schemas-microsoft-com:office:word" xmlns:w="http://schemas.openxmlformats.org/wordprocessingml/2006/main" xmlns:w14="http://schemas.microsoft.com/office/word/2010/wordml" xmlns:w15="http://schemas.microsoft.com/office/word/2012/wordml" xmlns:w16cex="http://schemas.microsoft.com/office/word/2018/wordml/cex" xmlns:w16cid="http://schemas.microsoft.com/office/word/2016/wordml/cid" xmlns:w16="http://schemas.microsoft.com/office/word/2018/wordml" xmlns:w16du="http://schemas.microsoft.com/office/word/2023/wordml/word16du" xmlns:w16sdtdh="http://schemas.microsoft.com/office/word/2020/wordml/sdtdatahash" xmlns:w16se="http://schemas.microsoft.com/office/word/2015/wordml/symex" xmlns:wpg="http://schemas.microsoft.com/office/word/2010/wordprocessingGroup" xmlns:wpi="http://schemas.microsoft.com/office/word/2010/wordprocessingInk" xmlns:wne="http://schemas.microsoft.com/office/word/2006/wordml" xmlns:wps="http://schemas.microsoft.com/office/word/2010/wordprocessingShape" mc:Ignorable="w14 w15 w16se w16cid w16 w16cex w16sdtdh w16du wp14">
   <w:abstractNum w:abstractNumId="0" w15:restartNumberingAfterBreak="0">
     <w:nsid w:val="00197F4F"/>
     <w:multiLevelType w:val="multilevel"/>
@@ -21241,7 +20890,7 @@
 </file>
 
 <file path=word/styles.xml><?xml version="1.0" encoding="utf-8"?>
-<w:styles xmlns:mc="http://schemas.openxmlformats.org/markup-compatibility/2006" xmlns:r="http://schemas.openxmlformats.org/officeDocument/2006/relationships" xmlns:w="http://schemas.openxmlformats.org/wordprocessingml/2006/main" xmlns:w14="http://schemas.microsoft.com/office/word/2010/wordml" xmlns:w15="http://schemas.microsoft.com/office/word/2012/wordml" xmlns:w16cex="http://schemas.microsoft.com/office/word/2018/wordml/cex" xmlns:w16cid="http://schemas.microsoft.com/office/word/2016/wordml/cid" xmlns:w16="http://schemas.microsoft.com/office/word/2018/wordml" xmlns:w16du="http://schemas.microsoft.com/office/word/2023/wordml/word16du" xmlns:w16sdtdh="http://schemas.microsoft.com/office/word/2020/wordml/sdtdatahash" xmlns:w16sdtfl="http://schemas.microsoft.com/office/word/2024/wordml/sdtformatlock" xmlns:w16se="http://schemas.microsoft.com/office/word/2015/wordml/symex" mc:Ignorable="w14 w15 w16se w16cid w16 w16cex w16sdtdh w16sdtfl w16du">
+<w:styles xmlns:mc="http://schemas.openxmlformats.org/markup-compatibility/2006" xmlns:r="http://schemas.openxmlformats.org/officeDocument/2006/relationships" xmlns:w="http://schemas.openxmlformats.org/wordprocessingml/2006/main" xmlns:w14="http://schemas.microsoft.com/office/word/2010/wordml" xmlns:w15="http://schemas.microsoft.com/office/word/2012/wordml" xmlns:w16cex="http://schemas.microsoft.com/office/word/2018/wordml/cex" xmlns:w16cid="http://schemas.microsoft.com/office/word/2016/wordml/cid" xmlns:w16="http://schemas.microsoft.com/office/word/2018/wordml" xmlns:w16du="http://schemas.microsoft.com/office/word/2023/wordml/word16du" xmlns:w16sdtdh="http://schemas.microsoft.com/office/word/2020/wordml/sdtdatahash" xmlns:w16se="http://schemas.microsoft.com/office/word/2015/wordml/symex" mc:Ignorable="w14 w15 w16se w16cid w16 w16cex w16sdtdh w16du">
   <w:docDefaults>
     <w:rPrDefault>
       <w:rPr>
@@ -21875,6 +21524,7 @@
   <w:style w:type="character" w:default="1" w:styleId="DefaultParagraphFont">
     <w:name w:val="Default Paragraph Font"/>
     <w:uiPriority w:val="1"/>
+    <w:semiHidden/>
     <w:unhideWhenUsed/>
   </w:style>
   <w:style w:type="table" w:default="1" w:styleId="TableNormal">
